--- a/public/anexos/06-RRHH/Informe_RRHH_Sistema_Inventario_CORREGIDO.docx
+++ b/public/anexos/06-RRHH/Informe_RRHH_Sistema_Inventario_CORREGIDO.docx
@@ -196,7 +196,7 @@
         <w:spacing w:after="90"/>
       </w:pPr>
       <w:r>
-        <w:t>Evidencia en el SRS: RF5.2 'Validar Duplicados por Código o Número de Serie' exige reglas de unicidad específicas por tipo de producto.</w:t>
+        <w:t>Evidencia en el SRS: ERF5.2 'Validar Duplicados por Código o Número de Serie' exige reglas de unicidad específicas por tipo de producto.</w:t>
       </w:r>
     </w:p>
     <w:p>
@@ -442,42 +442,67 @@
     </w:p>
     <w:p>
       <w:pPr>
-        <w:spacing w:before="250" w:after="100"/>
-      </w:pPr>
-      <w:r>
-        <w:rPr>
+        <w:spacing w:after="90"/>
+      </w:pPr>
+      <w:r>
+        <w:t>5. Estimación de tiempo y costos por recurso humano</w:t>
+      </w:r>
+    </w:p>
+    <w:p>
+      <w:pPr>
+        <w:spacing w:after="90"/>
+        <w:rPr>
+          <w:rFonts w:ascii="Calibri" w:hAnsi="Calibri"/>
           <w:b/>
-          <w:bCs/>
-          <w:color w:val="06283D"/>
+          <w:sz w:val="28"/>
+        </w:rPr>
+      </w:pPr>
+      <w:r>
+        <w:rPr>
+          <w:rFonts w:ascii="Calibri" w:hAnsi="Calibri"/>
+          <w:b/>
+          <w:sz w:val="28"/>
+        </w:rPr>
+        <w:t>Se plantea una duración total de 6 meses (24 semanas) de ejecución, organizados en 6 sprints de 4 semanas (metodología Scrum), con fases de análisis (semanas 1 a 4), diseño (meses 2 a 4), desarrollo (meses 2 a 5), pruebas (meses 5 a 6) y cierre (meses 5 a 6). Se presentan dos escenarios: el caso real (oficial del proyecto, los tres integrantes del Grupo 1) y el caso ideal (contexto académico, equipo multidisciplinario de 7 roles). Las tarifas por hora se basan en referencias de mercado para perfiles junior/practicante en Colombia (SalariosTech, Indeed, Jobted y Glassdoor, 2026) y solo tienen fines de estudio de factibilidad. La equivalencia mensual de cada tarifa se estima asumiendo 172 horas laborales al mes.</w:t>
+      </w:r>
+    </w:p>
+    <w:p>
+      <w:pPr>
+        <w:spacing w:after="90"/>
+        <w:rPr>
+          <w:rFonts w:ascii="Calibri" w:hAnsi="Calibri" w:cs="Calibri"/>
           <w:sz w:val="22"/>
-          <w:szCs w:val="22"/>
-        </w:rPr>
-        <w:t>5. Estimación de tiempo y costos por recurso humano</w:t>
-      </w:r>
-    </w:p>
-    <w:p>
-      <w:pPr>
-        <w:spacing w:after="90"/>
-      </w:pPr>
-      <w:r>
-        <w:t xml:space="preserve">Se plantea una </w:t>
-      </w:r>
-      <w:r>
-        <w:t>duración total aproximada de 18 meses (año y medio), acorde con el período de ejecución académica de la ficha 3407799, distribuida en fases de análisis</w:t>
-      </w:r>
-      <w:r>
-        <w:t xml:space="preserve"> (semanas 1 a 3), </w:t>
-      </w:r>
-      <w:r>
-        <w:t>diseño (meses 2 a 5), desarrollo (meses 4 a 13), pruebas (meses 12 a 16) y cierre (meses 16 a 18).</w:t>
-      </w:r>
-      <w:r>
-        <w:t xml:space="preserve"> Las tarifas por hora se basan en referencias de mercado para perfiles junior/practicante en Colombia y solo tienen fines de estudio de factibilidad.</w:t>
+        </w:rPr>
+      </w:pPr>
+      <w:r>
+        <w:rPr>
+          <w:rFonts w:ascii="Calibri" w:hAnsi="Calibri" w:cs="Calibri"/>
+          <w:sz w:val="22"/>
+        </w:rPr>
+        <w:t>5.1 Caso real (oficial) — Grupo 1</w:t>
+      </w:r>
+    </w:p>
+    <w:p>
+      <w:pPr>
+        <w:spacing w:after="90"/>
+        <w:rPr>
+          <w:rFonts w:ascii="Calibri" w:hAnsi="Calibri" w:cs="Calibri"/>
+          <w:b/>
+          <w:sz w:val="24"/>
+        </w:rPr>
+      </w:pPr>
+      <w:r>
+        <w:rPr>
+          <w:rFonts w:ascii="Calibri" w:hAnsi="Calibri" w:cs="Calibri"/>
+          <w:b/>
+          <w:sz w:val="24"/>
+        </w:rPr>
+        <w:t>Las actividades derivadas de los roles de la sección 4 se distribuyen entre los tres integrantes del Grupo 1. El grupo dedica 90 horas semanales en conjunto durante 24 semanas (30 horas por integrante): 2.160 horas-persona en total. El trabajo es académico no remunerado, por lo que los costos de la tabla se presentan como referencia de mercado. La tarifa promedio ponderada por horas es $19.333/h (P1 y P2 a $21.000/h y P3 a $16.000/h).</w:t>
       </w:r>
     </w:p>
     <w:tbl>
       <w:tblPr>
-        <w:tblW w:w="9000" w:type="dxa"/>
+        <w:tblW w:w="0" w:type="auto"/>
         <w:tblBorders>
           <w:top w:val="single" w:sz="4" w:space="0" w:color="auto"/>
           <w:left w:val="single" w:sz="4" w:space="0" w:color="auto"/>
@@ -488,18 +513,17 @@
         </w:tblBorders>
         <w:tblLayout w:type="fixed"/>
         <w:tblCellMar>
-          <w:left w:w="10" w:type="dxa"/>
-          <w:right w:w="10" w:type="dxa"/>
+          <w:left w:w="70" w:type="dxa"/>
+          <w:right w:w="70" w:type="dxa"/>
         </w:tblCellMar>
-        <w:tblLook w:val="04A0" w:firstRow="1" w:lastRow="0" w:firstColumn="1" w:lastColumn="0" w:noHBand="0" w:noVBand="1"/>
+        <w:tblLook w:val="0000" w:firstRow="0" w:lastRow="0" w:firstColumn="0" w:lastColumn="0" w:noHBand="0" w:noVBand="0"/>
       </w:tblPr>
       <w:tblGrid>
-        <w:gridCol w:w="700"/>
-        <w:gridCol w:w="2691"/>
-        <w:gridCol w:w="1485"/>
-        <w:gridCol w:w="928"/>
-        <w:gridCol w:w="1021"/>
-        <w:gridCol w:w="2175"/>
+        <w:gridCol w:w="1805"/>
+        <w:gridCol w:w="1805"/>
+        <w:gridCol w:w="1805"/>
+        <w:gridCol w:w="1805"/>
+        <w:gridCol w:w="1806"/>
       </w:tblGrid>
       <w:tr>
         <w:tblPrEx>
@@ -508,59 +532,43 @@
             <w:bottom w:w="0" w:type="dxa"/>
           </w:tblCellMar>
         </w:tblPrEx>
-        <w:trPr>
-          <w:cantSplit/>
-          <w:tblHeader/>
-        </w:trPr>
-        <w:tc>
-          <w:tcPr>
-            <w:tcW w:w="700" w:type="dxa"/>
-            <w:shd w:val="clear" w:color="auto" w:fill="06283D"/>
-          </w:tcPr>
-          <w:p>
-            <w:r>
-              <w:rPr>
+        <w:tc>
+          <w:tcPr>
+            <w:tcW w:w="1805" w:type="dxa"/>
+          </w:tcPr>
+          <w:p>
+            <w:pPr>
+              <w:spacing w:after="90"/>
+              <w:rPr>
+                <w:rFonts w:ascii="Calibri" w:hAnsi="Calibri" w:cs="Calibri"/>
                 <w:b/>
-                <w:bCs/>
-                <w:color w:val="FFFFFF"/>
-                <w:sz w:val="18"/>
-                <w:szCs w:val="18"/>
-              </w:rPr>
-              <w:t>#</w:t>
-            </w:r>
-          </w:p>
-        </w:tc>
-        <w:tc>
-          <w:tcPr>
-            <w:tcW w:w="2691" w:type="dxa"/>
-            <w:shd w:val="clear" w:color="auto" w:fill="06283D"/>
-          </w:tcPr>
-          <w:p>
-            <w:r>
-              <w:rPr>
+              </w:rPr>
+            </w:pPr>
+            <w:r>
+              <w:rPr>
+                <w:rFonts w:ascii="Calibri" w:hAnsi="Calibri" w:cs="Calibri"/>
                 <w:b/>
-                <w:bCs/>
-                <w:color w:val="FFFFFF"/>
-                <w:sz w:val="18"/>
-                <w:szCs w:val="18"/>
-              </w:rPr>
-              <w:t>Rol</w:t>
-            </w:r>
-          </w:p>
-        </w:tc>
-        <w:tc>
-          <w:tcPr>
-            <w:tcW w:w="1485" w:type="dxa"/>
-            <w:shd w:val="clear" w:color="auto" w:fill="06283D"/>
-          </w:tcPr>
-          <w:p>
-            <w:r>
-              <w:rPr>
+              </w:rPr>
+              <w:t>Rol (asignación real)</w:t>
+            </w:r>
+          </w:p>
+        </w:tc>
+        <w:tc>
+          <w:tcPr>
+            <w:tcW w:w="1805" w:type="dxa"/>
+          </w:tcPr>
+          <w:p>
+            <w:pPr>
+              <w:spacing w:after="90"/>
+              <w:rPr>
+                <w:rFonts w:ascii="Calibri" w:hAnsi="Calibri" w:cs="Calibri"/>
                 <w:b/>
-                <w:bCs/>
-                <w:color w:val="FFFFFF"/>
-                <w:sz w:val="18"/>
-                <w:szCs w:val="18"/>
+              </w:rPr>
+            </w:pPr>
+            <w:r>
+              <w:rPr>
+                <w:rFonts w:ascii="Calibri" w:hAnsi="Calibri" w:cs="Calibri"/>
+                <w:b/>
               </w:rPr>
               <w:t>Fase principal</w:t>
             </w:r>
@@ -568,17 +576,20 @@
         </w:tc>
         <w:tc>
           <w:tcPr>
-            <w:tcW w:w="928" w:type="dxa"/>
-            <w:shd w:val="clear" w:color="auto" w:fill="06283D"/>
-          </w:tcPr>
-          <w:p>
-            <w:r>
-              <w:rPr>
+            <w:tcW w:w="1805" w:type="dxa"/>
+          </w:tcPr>
+          <w:p>
+            <w:pPr>
+              <w:spacing w:after="90"/>
+              <w:rPr>
+                <w:rFonts w:ascii="Calibri" w:hAnsi="Calibri" w:cs="Calibri"/>
                 <w:b/>
-                <w:bCs/>
-                <w:color w:val="FFFFFF"/>
-                <w:sz w:val="18"/>
-                <w:szCs w:val="18"/>
+              </w:rPr>
+            </w:pPr>
+            <w:r>
+              <w:rPr>
+                <w:rFonts w:ascii="Calibri" w:hAnsi="Calibri" w:cs="Calibri"/>
+                <w:b/>
               </w:rPr>
               <w:t>Horas est.</w:t>
             </w:r>
@@ -586,17 +597,20 @@
         </w:tc>
         <w:tc>
           <w:tcPr>
-            <w:tcW w:w="1021" w:type="dxa"/>
-            <w:shd w:val="clear" w:color="auto" w:fill="06283D"/>
-          </w:tcPr>
-          <w:p>
-            <w:r>
-              <w:rPr>
+            <w:tcW w:w="1805" w:type="dxa"/>
+          </w:tcPr>
+          <w:p>
+            <w:pPr>
+              <w:spacing w:after="90"/>
+              <w:rPr>
+                <w:rFonts w:ascii="Calibri" w:hAnsi="Calibri" w:cs="Calibri"/>
                 <w:b/>
-                <w:bCs/>
-                <w:color w:val="FFFFFF"/>
-                <w:sz w:val="18"/>
-                <w:szCs w:val="18"/>
+              </w:rPr>
+            </w:pPr>
+            <w:r>
+              <w:rPr>
+                <w:rFonts w:ascii="Calibri" w:hAnsi="Calibri" w:cs="Calibri"/>
+                <w:b/>
               </w:rPr>
               <w:t>Tarifa/hora</w:t>
             </w:r>
@@ -604,19 +618,22 @@
         </w:tc>
         <w:tc>
           <w:tcPr>
-            <w:tcW w:w="2175" w:type="dxa"/>
-            <w:shd w:val="clear" w:color="auto" w:fill="06283D"/>
-          </w:tcPr>
-          <w:p>
-            <w:r>
-              <w:rPr>
+            <w:tcW w:w="1806" w:type="dxa"/>
+          </w:tcPr>
+          <w:p>
+            <w:pPr>
+              <w:spacing w:after="90"/>
+              <w:rPr>
+                <w:rFonts w:ascii="Calibri" w:hAnsi="Calibri" w:cs="Calibri"/>
                 <w:b/>
-                <w:bCs/>
-                <w:color w:val="FFFFFF"/>
-                <w:sz w:val="18"/>
-                <w:szCs w:val="18"/>
-              </w:rPr>
-              <w:t>Costo estimado</w:t>
+              </w:rPr>
+            </w:pPr>
+            <w:r>
+              <w:rPr>
+                <w:rFonts w:ascii="Calibri" w:hAnsi="Calibri" w:cs="Calibri"/>
+                <w:b/>
+              </w:rPr>
+              <w:t>Costo (referencia de mercado)</w:t>
             </w:r>
           </w:p>
         </w:tc>
@@ -628,46 +645,39 @@
             <w:bottom w:w="0" w:type="dxa"/>
           </w:tblCellMar>
         </w:tblPrEx>
-        <w:trPr>
-          <w:cantSplit/>
-        </w:trPr>
-        <w:tc>
-          <w:tcPr>
-            <w:tcW w:w="700" w:type="dxa"/>
-          </w:tcPr>
-          <w:p>
-            <w:r>
-              <w:rPr>
-                <w:sz w:val="18"/>
-                <w:szCs w:val="18"/>
-              </w:rPr>
-              <w:t>1</w:t>
-            </w:r>
-          </w:p>
-        </w:tc>
-        <w:tc>
-          <w:tcPr>
-            <w:tcW w:w="2691" w:type="dxa"/>
-          </w:tcPr>
-          <w:p>
-            <w:r>
-              <w:rPr>
-                <w:sz w:val="18"/>
-                <w:szCs w:val="18"/>
-              </w:rPr>
-              <w:t>Product Owner / Líder</w:t>
-            </w:r>
-          </w:p>
-        </w:tc>
-        <w:tc>
-          <w:tcPr>
-            <w:tcW w:w="1485" w:type="dxa"/>
-          </w:tcPr>
-          <w:p>
-            <w:r>
-              <w:rPr>
-                <w:sz w:val="18"/>
-                <w:szCs w:val="18"/>
+        <w:tc>
+          <w:tcPr>
+            <w:tcW w:w="1805" w:type="dxa"/>
+          </w:tcPr>
+          <w:p>
+            <w:pPr>
+              <w:spacing w:after="90"/>
+              <w:rPr>
+                <w:rFonts w:ascii="Calibri" w:hAnsi="Calibri" w:cs="Calibri"/>
+              </w:rPr>
+            </w:pPr>
+            <w:r>
+              <w:rPr>
+                <w:rFonts w:ascii="Calibri" w:hAnsi="Calibri" w:cs="Calibri"/>
+              </w:rPr>
+              <w:t>P1 — Líder / Product Owner + gestión</w:t>
+            </w:r>
+          </w:p>
+        </w:tc>
+        <w:tc>
+          <w:tcPr>
+            <w:tcW w:w="1805" w:type="dxa"/>
+          </w:tcPr>
+          <w:p>
+            <w:pPr>
+              <w:spacing w:after="90"/>
+              <w:rPr>
+                <w:rFonts w:ascii="Calibri" w:hAnsi="Calibri" w:cs="Calibri"/>
+              </w:rPr>
+            </w:pPr>
+            <w:r>
+              <w:rPr>
+                <w:rFonts w:ascii="Calibri" w:hAnsi="Calibri" w:cs="Calibri"/>
               </w:rPr>
               <w:t>Todo el proyecto</w:t>
             </w:r>
@@ -675,43 +685,58 @@
         </w:tc>
         <w:tc>
           <w:tcPr>
-            <w:tcW w:w="928" w:type="dxa"/>
-          </w:tcPr>
-          <w:p>
-            <w:r>
-              <w:rPr>
-                <w:sz w:val="18"/>
-                <w:szCs w:val="18"/>
-              </w:rPr>
-              <w:t>160 h</w:t>
-            </w:r>
-          </w:p>
-        </w:tc>
-        <w:tc>
-          <w:tcPr>
-            <w:tcW w:w="1021" w:type="dxa"/>
-          </w:tcPr>
-          <w:p>
-            <w:r>
-              <w:rPr>
-                <w:sz w:val="18"/>
-                <w:szCs w:val="18"/>
-              </w:rPr>
-              <w:t>$25.000</w:t>
-            </w:r>
-          </w:p>
-        </w:tc>
-        <w:tc>
-          <w:tcPr>
-            <w:tcW w:w="2175" w:type="dxa"/>
-          </w:tcPr>
-          <w:p>
-            <w:r>
-              <w:rPr>
-                <w:sz w:val="18"/>
-                <w:szCs w:val="18"/>
-              </w:rPr>
-              <w:t>$4.000.000</w:t>
+            <w:tcW w:w="1805" w:type="dxa"/>
+          </w:tcPr>
+          <w:p>
+            <w:pPr>
+              <w:spacing w:after="90"/>
+              <w:rPr>
+                <w:rFonts w:ascii="Calibri" w:hAnsi="Calibri" w:cs="Calibri"/>
+              </w:rPr>
+            </w:pPr>
+            <w:r>
+              <w:rPr>
+                <w:rFonts w:ascii="Calibri" w:hAnsi="Calibri" w:cs="Calibri"/>
+              </w:rPr>
+              <w:t>720 h</w:t>
+            </w:r>
+          </w:p>
+        </w:tc>
+        <w:tc>
+          <w:tcPr>
+            <w:tcW w:w="1805" w:type="dxa"/>
+          </w:tcPr>
+          <w:p>
+            <w:pPr>
+              <w:spacing w:after="90"/>
+              <w:rPr>
+                <w:rFonts w:ascii="Calibri" w:hAnsi="Calibri" w:cs="Calibri"/>
+              </w:rPr>
+            </w:pPr>
+            <w:r>
+              <w:rPr>
+                <w:rFonts w:ascii="Calibri" w:hAnsi="Calibri" w:cs="Calibri"/>
+              </w:rPr>
+              <w:t>$21.000</w:t>
+            </w:r>
+          </w:p>
+        </w:tc>
+        <w:tc>
+          <w:tcPr>
+            <w:tcW w:w="1806" w:type="dxa"/>
+          </w:tcPr>
+          <w:p>
+            <w:pPr>
+              <w:spacing w:after="90"/>
+              <w:rPr>
+                <w:rFonts w:ascii="Calibri" w:hAnsi="Calibri" w:cs="Calibri"/>
+              </w:rPr>
+            </w:pPr>
+            <w:r>
+              <w:rPr>
+                <w:rFonts w:ascii="Calibri" w:hAnsi="Calibri" w:cs="Calibri"/>
+              </w:rPr>
+              <w:t>$15.120.000</w:t>
             </w:r>
           </w:p>
         </w:tc>
@@ -723,90 +748,98 @@
             <w:bottom w:w="0" w:type="dxa"/>
           </w:tblCellMar>
         </w:tblPrEx>
-        <w:trPr>
-          <w:cantSplit/>
-        </w:trPr>
-        <w:tc>
-          <w:tcPr>
-            <w:tcW w:w="700" w:type="dxa"/>
-          </w:tcPr>
-          <w:p>
-            <w:r>
-              <w:rPr>
-                <w:sz w:val="18"/>
-                <w:szCs w:val="18"/>
-              </w:rPr>
-              <w:t>2</w:t>
-            </w:r>
-          </w:p>
-        </w:tc>
-        <w:tc>
-          <w:tcPr>
-            <w:tcW w:w="2691" w:type="dxa"/>
-          </w:tcPr>
-          <w:p>
-            <w:r>
-              <w:rPr>
-                <w:sz w:val="18"/>
-                <w:szCs w:val="18"/>
-              </w:rPr>
-              <w:t>Analista de requisitos</w:t>
-            </w:r>
-          </w:p>
-        </w:tc>
-        <w:tc>
-          <w:tcPr>
-            <w:tcW w:w="1485" w:type="dxa"/>
-          </w:tcPr>
-          <w:p>
-            <w:r>
-              <w:rPr>
-                <w:sz w:val="18"/>
-                <w:szCs w:val="18"/>
-              </w:rPr>
-              <w:t>Meses 1-3</w:t>
-            </w:r>
-          </w:p>
-        </w:tc>
-        <w:tc>
-          <w:tcPr>
-            <w:tcW w:w="928" w:type="dxa"/>
-          </w:tcPr>
-          <w:p>
-            <w:r>
-              <w:rPr>
-                <w:sz w:val="18"/>
-                <w:szCs w:val="18"/>
-              </w:rPr>
-              <w:t>60 h</w:t>
-            </w:r>
-          </w:p>
-        </w:tc>
-        <w:tc>
-          <w:tcPr>
-            <w:tcW w:w="1021" w:type="dxa"/>
-          </w:tcPr>
-          <w:p>
-            <w:r>
-              <w:rPr>
-                <w:sz w:val="18"/>
-                <w:szCs w:val="18"/>
-              </w:rPr>
-              <w:t>$20.000</w:t>
-            </w:r>
-          </w:p>
-        </w:tc>
-        <w:tc>
-          <w:tcPr>
-            <w:tcW w:w="2175" w:type="dxa"/>
-          </w:tcPr>
-          <w:p>
-            <w:r>
-              <w:rPr>
-                <w:sz w:val="18"/>
-                <w:szCs w:val="18"/>
-              </w:rPr>
-              <w:t>$1.200.000</w:t>
+        <w:tc>
+          <w:tcPr>
+            <w:tcW w:w="1805" w:type="dxa"/>
+          </w:tcPr>
+          <w:p>
+            <w:pPr>
+              <w:spacing w:after="90"/>
+              <w:rPr>
+                <w:rFonts w:ascii="Calibri" w:hAnsi="Calibri" w:cs="Calibri"/>
+              </w:rPr>
+            </w:pPr>
+            <w:r>
+              <w:rPr>
+                <w:rFonts w:ascii="Calibri" w:hAnsi="Calibri" w:cs="Calibri"/>
+              </w:rPr>
+              <w:t>P2 — Analista / DBA / Backend</w:t>
+            </w:r>
+          </w:p>
+        </w:tc>
+        <w:tc>
+          <w:tcPr>
+            <w:tcW w:w="1805" w:type="dxa"/>
+          </w:tcPr>
+          <w:p>
+            <w:pPr>
+              <w:spacing w:after="90"/>
+              <w:rPr>
+                <w:rFonts w:ascii="Calibri" w:hAnsi="Calibri" w:cs="Calibri"/>
+              </w:rPr>
+            </w:pPr>
+            <w:r>
+              <w:rPr>
+                <w:rFonts w:ascii="Calibri" w:hAnsi="Calibri" w:cs="Calibri"/>
+              </w:rPr>
+              <w:t>Todo el proyecto</w:t>
+            </w:r>
+          </w:p>
+        </w:tc>
+        <w:tc>
+          <w:tcPr>
+            <w:tcW w:w="1805" w:type="dxa"/>
+          </w:tcPr>
+          <w:p>
+            <w:pPr>
+              <w:spacing w:after="90"/>
+              <w:rPr>
+                <w:rFonts w:ascii="Calibri" w:hAnsi="Calibri" w:cs="Calibri"/>
+              </w:rPr>
+            </w:pPr>
+            <w:r>
+              <w:rPr>
+                <w:rFonts w:ascii="Calibri" w:hAnsi="Calibri" w:cs="Calibri"/>
+              </w:rPr>
+              <w:t>720 h</w:t>
+            </w:r>
+          </w:p>
+        </w:tc>
+        <w:tc>
+          <w:tcPr>
+            <w:tcW w:w="1805" w:type="dxa"/>
+          </w:tcPr>
+          <w:p>
+            <w:pPr>
+              <w:spacing w:after="90"/>
+              <w:rPr>
+                <w:rFonts w:ascii="Calibri" w:hAnsi="Calibri" w:cs="Calibri"/>
+              </w:rPr>
+            </w:pPr>
+            <w:r>
+              <w:rPr>
+                <w:rFonts w:ascii="Calibri" w:hAnsi="Calibri" w:cs="Calibri"/>
+              </w:rPr>
+              <w:t>$21.000</w:t>
+            </w:r>
+          </w:p>
+        </w:tc>
+        <w:tc>
+          <w:tcPr>
+            <w:tcW w:w="1806" w:type="dxa"/>
+          </w:tcPr>
+          <w:p>
+            <w:pPr>
+              <w:spacing w:after="90"/>
+              <w:rPr>
+                <w:rFonts w:ascii="Calibri" w:hAnsi="Calibri" w:cs="Calibri"/>
+              </w:rPr>
+            </w:pPr>
+            <w:r>
+              <w:rPr>
+                <w:rFonts w:ascii="Calibri" w:hAnsi="Calibri" w:cs="Calibri"/>
+              </w:rPr>
+              <w:t>$15.120.000</w:t>
             </w:r>
           </w:p>
         </w:tc>
@@ -818,90 +851,99 @@
             <w:bottom w:w="0" w:type="dxa"/>
           </w:tblCellMar>
         </w:tblPrEx>
-        <w:trPr>
-          <w:cantSplit/>
-        </w:trPr>
-        <w:tc>
-          <w:tcPr>
-            <w:tcW w:w="700" w:type="dxa"/>
-          </w:tcPr>
-          <w:p>
-            <w:r>
-              <w:rPr>
-                <w:sz w:val="18"/>
-                <w:szCs w:val="18"/>
-              </w:rPr>
-              <w:t>3</w:t>
-            </w:r>
-          </w:p>
-        </w:tc>
-        <w:tc>
-          <w:tcPr>
-            <w:tcW w:w="2691" w:type="dxa"/>
-          </w:tcPr>
-          <w:p>
-            <w:r>
-              <w:rPr>
-                <w:sz w:val="18"/>
-                <w:szCs w:val="18"/>
-              </w:rPr>
-              <w:t>DBA / Diseñador BD</w:t>
-            </w:r>
-          </w:p>
-        </w:tc>
-        <w:tc>
-          <w:tcPr>
-            <w:tcW w:w="1485" w:type="dxa"/>
-          </w:tcPr>
-          <w:p>
-            <w:r>
-              <w:rPr>
-                <w:sz w:val="18"/>
-                <w:szCs w:val="18"/>
-              </w:rPr>
-              <w:t>Meses 2-5</w:t>
-            </w:r>
-          </w:p>
-        </w:tc>
-        <w:tc>
-          <w:tcPr>
-            <w:tcW w:w="928" w:type="dxa"/>
-          </w:tcPr>
-          <w:p>
-            <w:r>
-              <w:rPr>
-                <w:sz w:val="18"/>
-                <w:szCs w:val="18"/>
-              </w:rPr>
-              <w:t>80 h</w:t>
-            </w:r>
-          </w:p>
-        </w:tc>
-        <w:tc>
-          <w:tcPr>
-            <w:tcW w:w="1021" w:type="dxa"/>
-          </w:tcPr>
-          <w:p>
-            <w:r>
-              <w:rPr>
-                <w:sz w:val="18"/>
-                <w:szCs w:val="18"/>
-              </w:rPr>
-              <w:t>$25.000</w:t>
-            </w:r>
-          </w:p>
-        </w:tc>
-        <w:tc>
-          <w:tcPr>
-            <w:tcW w:w="2175" w:type="dxa"/>
-          </w:tcPr>
-          <w:p>
-            <w:r>
-              <w:rPr>
-                <w:sz w:val="18"/>
-                <w:szCs w:val="18"/>
-              </w:rPr>
-              <w:t>$2.000.000</w:t>
+        <w:tc>
+          <w:tcPr>
+            <w:tcW w:w="1805" w:type="dxa"/>
+          </w:tcPr>
+          <w:p>
+            <w:pPr>
+              <w:spacing w:after="90"/>
+              <w:rPr>
+                <w:rFonts w:ascii="Calibri" w:hAnsi="Calibri" w:cs="Calibri"/>
+              </w:rPr>
+            </w:pPr>
+            <w:r>
+              <w:rPr>
+                <w:rFonts w:ascii="Calibri" w:hAnsi="Calibri" w:cs="Calibri"/>
+              </w:rPr>
+              <w:lastRenderedPageBreak/>
+              <w:t>P3 — Frontend / Documentador / QA</w:t>
+            </w:r>
+          </w:p>
+        </w:tc>
+        <w:tc>
+          <w:tcPr>
+            <w:tcW w:w="1805" w:type="dxa"/>
+          </w:tcPr>
+          <w:p>
+            <w:pPr>
+              <w:spacing w:after="90"/>
+              <w:rPr>
+                <w:rFonts w:ascii="Calibri" w:hAnsi="Calibri" w:cs="Calibri"/>
+              </w:rPr>
+            </w:pPr>
+            <w:r>
+              <w:rPr>
+                <w:rFonts w:ascii="Calibri" w:hAnsi="Calibri" w:cs="Calibri"/>
+              </w:rPr>
+              <w:t>Todo el proyecto</w:t>
+            </w:r>
+          </w:p>
+        </w:tc>
+        <w:tc>
+          <w:tcPr>
+            <w:tcW w:w="1805" w:type="dxa"/>
+          </w:tcPr>
+          <w:p>
+            <w:pPr>
+              <w:spacing w:after="90"/>
+              <w:rPr>
+                <w:rFonts w:ascii="Calibri" w:hAnsi="Calibri" w:cs="Calibri"/>
+              </w:rPr>
+            </w:pPr>
+            <w:r>
+              <w:rPr>
+                <w:rFonts w:ascii="Calibri" w:hAnsi="Calibri" w:cs="Calibri"/>
+              </w:rPr>
+              <w:t>720 h</w:t>
+            </w:r>
+          </w:p>
+        </w:tc>
+        <w:tc>
+          <w:tcPr>
+            <w:tcW w:w="1805" w:type="dxa"/>
+          </w:tcPr>
+          <w:p>
+            <w:pPr>
+              <w:spacing w:after="90"/>
+              <w:rPr>
+                <w:rFonts w:ascii="Calibri" w:hAnsi="Calibri" w:cs="Calibri"/>
+              </w:rPr>
+            </w:pPr>
+            <w:r>
+              <w:rPr>
+                <w:rFonts w:ascii="Calibri" w:hAnsi="Calibri" w:cs="Calibri"/>
+              </w:rPr>
+              <w:t>$16.000</w:t>
+            </w:r>
+          </w:p>
+        </w:tc>
+        <w:tc>
+          <w:tcPr>
+            <w:tcW w:w="1806" w:type="dxa"/>
+          </w:tcPr>
+          <w:p>
+            <w:pPr>
+              <w:spacing w:after="90"/>
+              <w:rPr>
+                <w:rFonts w:ascii="Calibri" w:hAnsi="Calibri" w:cs="Calibri"/>
+              </w:rPr>
+            </w:pPr>
+            <w:r>
+              <w:rPr>
+                <w:rFonts w:ascii="Calibri" w:hAnsi="Calibri" w:cs="Calibri"/>
+              </w:rPr>
+              <w:t>$11.520.000</w:t>
             </w:r>
           </w:p>
         </w:tc>
@@ -913,90 +955,98 @@
             <w:bottom w:w="0" w:type="dxa"/>
           </w:tblCellMar>
         </w:tblPrEx>
-        <w:trPr>
-          <w:cantSplit/>
-        </w:trPr>
-        <w:tc>
-          <w:tcPr>
-            <w:tcW w:w="700" w:type="dxa"/>
-          </w:tcPr>
-          <w:p>
-            <w:r>
-              <w:rPr>
-                <w:sz w:val="18"/>
-                <w:szCs w:val="18"/>
-              </w:rPr>
-              <w:t>4</w:t>
-            </w:r>
-          </w:p>
-        </w:tc>
-        <w:tc>
-          <w:tcPr>
-            <w:tcW w:w="2691" w:type="dxa"/>
-          </w:tcPr>
-          <w:p>
-            <w:r>
-              <w:rPr>
-                <w:sz w:val="18"/>
-                <w:szCs w:val="18"/>
-              </w:rPr>
-              <w:t>Desarrollador Backend</w:t>
-            </w:r>
-          </w:p>
-        </w:tc>
-        <w:tc>
-          <w:tcPr>
-            <w:tcW w:w="1485" w:type="dxa"/>
-          </w:tcPr>
-          <w:p>
-            <w:r>
-              <w:rPr>
-                <w:sz w:val="18"/>
-                <w:szCs w:val="18"/>
-              </w:rPr>
-              <w:t>Meses 4-13</w:t>
-            </w:r>
-          </w:p>
-        </w:tc>
-        <w:tc>
-          <w:tcPr>
-            <w:tcW w:w="928" w:type="dxa"/>
-          </w:tcPr>
-          <w:p>
-            <w:r>
-              <w:rPr>
-                <w:sz w:val="18"/>
-                <w:szCs w:val="18"/>
-              </w:rPr>
-              <w:t>200 h</w:t>
-            </w:r>
-          </w:p>
-        </w:tc>
-        <w:tc>
-          <w:tcPr>
-            <w:tcW w:w="1021" w:type="dxa"/>
-          </w:tcPr>
-          <w:p>
-            <w:r>
-              <w:rPr>
-                <w:sz w:val="18"/>
-                <w:szCs w:val="18"/>
-              </w:rPr>
-              <w:t>$22.000</w:t>
-            </w:r>
-          </w:p>
-        </w:tc>
-        <w:tc>
-          <w:tcPr>
-            <w:tcW w:w="2175" w:type="dxa"/>
-          </w:tcPr>
-          <w:p>
-            <w:r>
-              <w:rPr>
-                <w:sz w:val="18"/>
-                <w:szCs w:val="18"/>
-              </w:rPr>
-              <w:t>$4.400.000</w:t>
+        <w:tc>
+          <w:tcPr>
+            <w:tcW w:w="1805" w:type="dxa"/>
+          </w:tcPr>
+          <w:p>
+            <w:pPr>
+              <w:spacing w:after="90"/>
+              <w:rPr>
+                <w:rFonts w:ascii="Calibri" w:hAnsi="Calibri" w:cs="Calibri"/>
+              </w:rPr>
+            </w:pPr>
+            <w:r>
+              <w:rPr>
+                <w:rFonts w:ascii="Calibri" w:hAnsi="Calibri" w:cs="Calibri"/>
+              </w:rPr>
+              <w:t>Instructor (supervisión)</w:t>
+            </w:r>
+          </w:p>
+        </w:tc>
+        <w:tc>
+          <w:tcPr>
+            <w:tcW w:w="1805" w:type="dxa"/>
+          </w:tcPr>
+          <w:p>
+            <w:pPr>
+              <w:spacing w:after="90"/>
+              <w:rPr>
+                <w:rFonts w:ascii="Calibri" w:hAnsi="Calibri" w:cs="Calibri"/>
+              </w:rPr>
+            </w:pPr>
+            <w:r>
+              <w:rPr>
+                <w:rFonts w:ascii="Calibri" w:hAnsi="Calibri" w:cs="Calibri"/>
+              </w:rPr>
+              <w:t>Todo el proyecto</w:t>
+            </w:r>
+          </w:p>
+        </w:tc>
+        <w:tc>
+          <w:tcPr>
+            <w:tcW w:w="1805" w:type="dxa"/>
+          </w:tcPr>
+          <w:p>
+            <w:pPr>
+              <w:spacing w:after="90"/>
+              <w:rPr>
+                <w:rFonts w:ascii="Calibri" w:hAnsi="Calibri" w:cs="Calibri"/>
+              </w:rPr>
+            </w:pPr>
+            <w:r>
+              <w:rPr>
+                <w:rFonts w:ascii="Calibri" w:hAnsi="Calibri" w:cs="Calibri"/>
+              </w:rPr>
+              <w:t>—</w:t>
+            </w:r>
+          </w:p>
+        </w:tc>
+        <w:tc>
+          <w:tcPr>
+            <w:tcW w:w="1805" w:type="dxa"/>
+          </w:tcPr>
+          <w:p>
+            <w:pPr>
+              <w:spacing w:after="90"/>
+              <w:rPr>
+                <w:rFonts w:ascii="Calibri" w:hAnsi="Calibri" w:cs="Calibri"/>
+              </w:rPr>
+            </w:pPr>
+            <w:r>
+              <w:rPr>
+                <w:rFonts w:ascii="Calibri" w:hAnsi="Calibri" w:cs="Calibri"/>
+              </w:rPr>
+              <w:t>N/A</w:t>
+            </w:r>
+          </w:p>
+        </w:tc>
+        <w:tc>
+          <w:tcPr>
+            <w:tcW w:w="1806" w:type="dxa"/>
+          </w:tcPr>
+          <w:p>
+            <w:pPr>
+              <w:spacing w:after="90"/>
+              <w:rPr>
+                <w:rFonts w:ascii="Calibri" w:hAnsi="Calibri" w:cs="Calibri"/>
+              </w:rPr>
+            </w:pPr>
+            <w:r>
+              <w:rPr>
+                <w:rFonts w:ascii="Calibri" w:hAnsi="Calibri" w:cs="Calibri"/>
+              </w:rPr>
+              <w:t>Sin costo (rol institucional)</w:t>
             </w:r>
           </w:p>
         </w:tc>
@@ -1008,90 +1058,98 @@
             <w:bottom w:w="0" w:type="dxa"/>
           </w:tblCellMar>
         </w:tblPrEx>
-        <w:trPr>
-          <w:cantSplit/>
-        </w:trPr>
-        <w:tc>
-          <w:tcPr>
-            <w:tcW w:w="700" w:type="dxa"/>
-          </w:tcPr>
-          <w:p>
-            <w:r>
-              <w:rPr>
-                <w:sz w:val="18"/>
-                <w:szCs w:val="18"/>
-              </w:rPr>
-              <w:t>5</w:t>
-            </w:r>
-          </w:p>
-        </w:tc>
-        <w:tc>
-          <w:tcPr>
-            <w:tcW w:w="2691" w:type="dxa"/>
-          </w:tcPr>
-          <w:p>
-            <w:r>
-              <w:rPr>
-                <w:sz w:val="18"/>
-                <w:szCs w:val="18"/>
-              </w:rPr>
-              <w:t>Desarrollador Frontend</w:t>
-            </w:r>
-          </w:p>
-        </w:tc>
-        <w:tc>
-          <w:tcPr>
-            <w:tcW w:w="1485" w:type="dxa"/>
-          </w:tcPr>
-          <w:p>
-            <w:r>
-              <w:rPr>
-                <w:sz w:val="18"/>
-                <w:szCs w:val="18"/>
-              </w:rPr>
-              <w:t>Meses 4-13</w:t>
-            </w:r>
-          </w:p>
-        </w:tc>
-        <w:tc>
-          <w:tcPr>
-            <w:tcW w:w="928" w:type="dxa"/>
-          </w:tcPr>
-          <w:p>
-            <w:r>
-              <w:rPr>
-                <w:sz w:val="18"/>
-                <w:szCs w:val="18"/>
-              </w:rPr>
-              <w:t>180 h</w:t>
-            </w:r>
-          </w:p>
-        </w:tc>
-        <w:tc>
-          <w:tcPr>
-            <w:tcW w:w="1021" w:type="dxa"/>
-          </w:tcPr>
-          <w:p>
-            <w:r>
-              <w:rPr>
-                <w:sz w:val="18"/>
-                <w:szCs w:val="18"/>
-              </w:rPr>
-              <w:t>$20.000</w:t>
-            </w:r>
-          </w:p>
-        </w:tc>
-        <w:tc>
-          <w:tcPr>
-            <w:tcW w:w="2175" w:type="dxa"/>
-          </w:tcPr>
-          <w:p>
-            <w:r>
-              <w:rPr>
-                <w:sz w:val="18"/>
-                <w:szCs w:val="18"/>
-              </w:rPr>
-              <w:t>$3.600.000</w:t>
+        <w:tc>
+          <w:tcPr>
+            <w:tcW w:w="1805" w:type="dxa"/>
+          </w:tcPr>
+          <w:p>
+            <w:pPr>
+              <w:spacing w:after="90"/>
+              <w:rPr>
+                <w:rFonts w:ascii="Calibri" w:hAnsi="Calibri" w:cs="Calibri"/>
+              </w:rPr>
+            </w:pPr>
+            <w:r>
+              <w:rPr>
+                <w:rFonts w:ascii="Calibri" w:hAnsi="Calibri" w:cs="Calibri"/>
+              </w:rPr>
+              <w:t>Usuarios finales (validación)</w:t>
+            </w:r>
+          </w:p>
+        </w:tc>
+        <w:tc>
+          <w:tcPr>
+            <w:tcW w:w="1805" w:type="dxa"/>
+          </w:tcPr>
+          <w:p>
+            <w:pPr>
+              <w:spacing w:after="90"/>
+              <w:rPr>
+                <w:rFonts w:ascii="Calibri" w:hAnsi="Calibri" w:cs="Calibri"/>
+              </w:rPr>
+            </w:pPr>
+            <w:r>
+              <w:rPr>
+                <w:rFonts w:ascii="Calibri" w:hAnsi="Calibri" w:cs="Calibri"/>
+              </w:rPr>
+              <w:t>Meses 5-6</w:t>
+            </w:r>
+          </w:p>
+        </w:tc>
+        <w:tc>
+          <w:tcPr>
+            <w:tcW w:w="1805" w:type="dxa"/>
+          </w:tcPr>
+          <w:p>
+            <w:pPr>
+              <w:spacing w:after="90"/>
+              <w:rPr>
+                <w:rFonts w:ascii="Calibri" w:hAnsi="Calibri" w:cs="Calibri"/>
+              </w:rPr>
+            </w:pPr>
+            <w:r>
+              <w:rPr>
+                <w:rFonts w:ascii="Calibri" w:hAnsi="Calibri" w:cs="Calibri"/>
+              </w:rPr>
+              <w:t>—</w:t>
+            </w:r>
+          </w:p>
+        </w:tc>
+        <w:tc>
+          <w:tcPr>
+            <w:tcW w:w="1805" w:type="dxa"/>
+          </w:tcPr>
+          <w:p>
+            <w:pPr>
+              <w:spacing w:after="90"/>
+              <w:rPr>
+                <w:rFonts w:ascii="Calibri" w:hAnsi="Calibri" w:cs="Calibri"/>
+              </w:rPr>
+            </w:pPr>
+            <w:r>
+              <w:rPr>
+                <w:rFonts w:ascii="Calibri" w:hAnsi="Calibri" w:cs="Calibri"/>
+              </w:rPr>
+              <w:t>N/A</w:t>
+            </w:r>
+          </w:p>
+        </w:tc>
+        <w:tc>
+          <w:tcPr>
+            <w:tcW w:w="1806" w:type="dxa"/>
+          </w:tcPr>
+          <w:p>
+            <w:pPr>
+              <w:spacing w:after="90"/>
+              <w:rPr>
+                <w:rFonts w:ascii="Calibri" w:hAnsi="Calibri" w:cs="Calibri"/>
+              </w:rPr>
+            </w:pPr>
+            <w:r>
+              <w:rPr>
+                <w:rFonts w:ascii="Calibri" w:hAnsi="Calibri" w:cs="Calibri"/>
+              </w:rPr>
+              <w:t>Sin costo (voluntario)</w:t>
             </w:r>
           </w:p>
         </w:tc>
@@ -1103,90 +1161,289 @@
             <w:bottom w:w="0" w:type="dxa"/>
           </w:tblCellMar>
         </w:tblPrEx>
-        <w:trPr>
-          <w:cantSplit/>
-        </w:trPr>
-        <w:tc>
-          <w:tcPr>
-            <w:tcW w:w="700" w:type="dxa"/>
-          </w:tcPr>
-          <w:p>
-            <w:r>
-              <w:rPr>
-                <w:sz w:val="18"/>
-                <w:szCs w:val="18"/>
-              </w:rPr>
-              <w:t>6</w:t>
-            </w:r>
-          </w:p>
-        </w:tc>
-        <w:tc>
-          <w:tcPr>
-            <w:tcW w:w="2691" w:type="dxa"/>
-          </w:tcPr>
-          <w:p>
-            <w:r>
-              <w:rPr>
-                <w:sz w:val="18"/>
-                <w:szCs w:val="18"/>
-              </w:rPr>
-              <w:t>Diseñador UX/UI</w:t>
-            </w:r>
-          </w:p>
-        </w:tc>
-        <w:tc>
-          <w:tcPr>
-            <w:tcW w:w="1485" w:type="dxa"/>
-          </w:tcPr>
-          <w:p>
-            <w:r>
-              <w:rPr>
-                <w:sz w:val="18"/>
-                <w:szCs w:val="18"/>
-              </w:rPr>
-              <w:t>Meses 2-6</w:t>
-            </w:r>
-          </w:p>
-        </w:tc>
-        <w:tc>
-          <w:tcPr>
-            <w:tcW w:w="928" w:type="dxa"/>
-          </w:tcPr>
-          <w:p>
-            <w:r>
-              <w:rPr>
-                <w:sz w:val="18"/>
-                <w:szCs w:val="18"/>
-              </w:rPr>
-              <w:t>40 h</w:t>
-            </w:r>
-          </w:p>
-        </w:tc>
-        <w:tc>
-          <w:tcPr>
-            <w:tcW w:w="1021" w:type="dxa"/>
-          </w:tcPr>
-          <w:p>
-            <w:r>
-              <w:rPr>
-                <w:sz w:val="18"/>
-                <w:szCs w:val="18"/>
-              </w:rPr>
-              <w:t>$18.000</w:t>
-            </w:r>
-          </w:p>
-        </w:tc>
-        <w:tc>
-          <w:tcPr>
-            <w:tcW w:w="2175" w:type="dxa"/>
-          </w:tcPr>
-          <w:p>
-            <w:r>
-              <w:rPr>
-                <w:sz w:val="18"/>
-                <w:szCs w:val="18"/>
-              </w:rPr>
-              <w:t>$720.000</w:t>
+        <w:tc>
+          <w:tcPr>
+            <w:tcW w:w="1805" w:type="dxa"/>
+          </w:tcPr>
+          <w:p>
+            <w:pPr>
+              <w:spacing w:after="90"/>
+              <w:rPr>
+                <w:rFonts w:ascii="Calibri" w:hAnsi="Calibri" w:cs="Calibri"/>
+              </w:rPr>
+            </w:pPr>
+            <w:r>
+              <w:rPr>
+                <w:rFonts w:ascii="Calibri" w:hAnsi="Calibri" w:cs="Calibri"/>
+              </w:rPr>
+              <w:t>Subtotal recursos humanos</w:t>
+            </w:r>
+          </w:p>
+        </w:tc>
+        <w:tc>
+          <w:tcPr>
+            <w:tcW w:w="1805" w:type="dxa"/>
+          </w:tcPr>
+          <w:p>
+            <w:pPr>
+              <w:spacing w:after="90"/>
+              <w:rPr>
+                <w:rFonts w:ascii="Calibri" w:hAnsi="Calibri" w:cs="Calibri"/>
+              </w:rPr>
+            </w:pPr>
+            <w:r>
+              <w:rPr>
+                <w:rFonts w:ascii="Calibri" w:hAnsi="Calibri" w:cs="Calibri"/>
+              </w:rPr>
+              <w:t>—</w:t>
+            </w:r>
+          </w:p>
+        </w:tc>
+        <w:tc>
+          <w:tcPr>
+            <w:tcW w:w="1805" w:type="dxa"/>
+          </w:tcPr>
+          <w:p>
+            <w:pPr>
+              <w:spacing w:after="90"/>
+              <w:rPr>
+                <w:rFonts w:ascii="Calibri" w:hAnsi="Calibri" w:cs="Calibri"/>
+              </w:rPr>
+            </w:pPr>
+            <w:r>
+              <w:rPr>
+                <w:rFonts w:ascii="Calibri" w:hAnsi="Calibri" w:cs="Calibri"/>
+              </w:rPr>
+              <w:t>2.160 h</w:t>
+            </w:r>
+          </w:p>
+        </w:tc>
+        <w:tc>
+          <w:tcPr>
+            <w:tcW w:w="1805" w:type="dxa"/>
+          </w:tcPr>
+          <w:p>
+            <w:pPr>
+              <w:spacing w:after="90"/>
+              <w:rPr>
+                <w:rFonts w:ascii="Calibri" w:hAnsi="Calibri" w:cs="Calibri"/>
+              </w:rPr>
+            </w:pPr>
+            <w:r>
+              <w:rPr>
+                <w:rFonts w:ascii="Calibri" w:hAnsi="Calibri" w:cs="Calibri"/>
+              </w:rPr>
+              <w:t>ponderada $19.333</w:t>
+            </w:r>
+          </w:p>
+        </w:tc>
+        <w:tc>
+          <w:tcPr>
+            <w:tcW w:w="1806" w:type="dxa"/>
+          </w:tcPr>
+          <w:p>
+            <w:pPr>
+              <w:spacing w:after="90"/>
+              <w:rPr>
+                <w:rFonts w:ascii="Calibri" w:hAnsi="Calibri" w:cs="Calibri"/>
+              </w:rPr>
+            </w:pPr>
+            <w:r>
+              <w:rPr>
+                <w:rFonts w:ascii="Calibri" w:hAnsi="Calibri" w:cs="Calibri"/>
+              </w:rPr>
+              <w:t>$41.760.000</w:t>
+            </w:r>
+          </w:p>
+        </w:tc>
+      </w:tr>
+    </w:tbl>
+    <w:p>
+      <w:pPr>
+        <w:spacing w:after="90"/>
+        <w:rPr>
+          <w:rFonts w:ascii="Calibri" w:hAnsi="Calibri" w:cs="Calibri"/>
+          <w:sz w:val="22"/>
+        </w:rPr>
+      </w:pPr>
+    </w:p>
+    <w:p>
+      <w:pPr>
+        <w:spacing w:after="90"/>
+        <w:rPr>
+          <w:rFonts w:ascii="Calibri" w:hAnsi="Calibri" w:cs="Calibri"/>
+          <w:sz w:val="22"/>
+        </w:rPr>
+      </w:pPr>
+    </w:p>
+    <w:p>
+      <w:pPr>
+        <w:spacing w:after="90"/>
+        <w:rPr>
+          <w:rFonts w:ascii="Calibri" w:hAnsi="Calibri" w:cs="Calibri"/>
+          <w:sz w:val="22"/>
+        </w:rPr>
+      </w:pPr>
+      <w:r>
+        <w:rPr>
+          <w:rFonts w:ascii="Calibri" w:hAnsi="Calibri" w:cs="Calibri"/>
+          <w:sz w:val="22"/>
+        </w:rPr>
+        <w:t>5.2 Caso ideal (académico) — equipo multidisciplinario de 7 roles</w:t>
+      </w:r>
+    </w:p>
+    <w:p>
+      <w:pPr>
+        <w:spacing w:after="90"/>
+        <w:rPr>
+          <w:rFonts w:ascii="Calibri" w:hAnsi="Calibri" w:cs="Calibri"/>
+          <w:b/>
+          <w:sz w:val="24"/>
+        </w:rPr>
+      </w:pPr>
+      <w:r>
+        <w:rPr>
+          <w:rFonts w:ascii="Calibri" w:hAnsi="Calibri" w:cs="Calibri"/>
+          <w:b/>
+          <w:sz w:val="24"/>
+        </w:rPr>
+        <w:t>Para dimensionar el valor de mercado del trabajo (escenario comercial académico) se considera un equipo de 7 roles con 2.160 horas-persona distribuidas según la dedicación de cada rol (sección 5.3) durante 6 meses y una tarifa promedio ponderada por horas de $19.875/h.</w:t>
+      </w:r>
+    </w:p>
+    <w:tbl>
+      <w:tblPr>
+        <w:tblW w:w="0" w:type="auto"/>
+        <w:tblBorders>
+          <w:top w:val="single" w:sz="4" w:space="0" w:color="auto"/>
+          <w:left w:val="single" w:sz="4" w:space="0" w:color="auto"/>
+          <w:bottom w:val="single" w:sz="4" w:space="0" w:color="auto"/>
+          <w:right w:val="single" w:sz="4" w:space="0" w:color="auto"/>
+          <w:insideH w:val="single" w:sz="4" w:space="0" w:color="auto"/>
+          <w:insideV w:val="single" w:sz="4" w:space="0" w:color="auto"/>
+        </w:tblBorders>
+        <w:tblLayout w:type="fixed"/>
+        <w:tblCellMar>
+          <w:left w:w="70" w:type="dxa"/>
+          <w:right w:w="70" w:type="dxa"/>
+        </w:tblCellMar>
+        <w:tblLook w:val="0000" w:firstRow="0" w:lastRow="0" w:firstColumn="0" w:lastColumn="0" w:noHBand="0" w:noVBand="0"/>
+      </w:tblPr>
+      <w:tblGrid>
+        <w:gridCol w:w="1805"/>
+        <w:gridCol w:w="1805"/>
+        <w:gridCol w:w="1805"/>
+        <w:gridCol w:w="1805"/>
+        <w:gridCol w:w="1806"/>
+      </w:tblGrid>
+      <w:tr>
+        <w:tblPrEx>
+          <w:tblCellMar>
+            <w:top w:w="0" w:type="dxa"/>
+            <w:bottom w:w="0" w:type="dxa"/>
+          </w:tblCellMar>
+        </w:tblPrEx>
+        <w:tc>
+          <w:tcPr>
+            <w:tcW w:w="1805" w:type="dxa"/>
+          </w:tcPr>
+          <w:p>
+            <w:pPr>
+              <w:spacing w:after="90"/>
+              <w:rPr>
+                <w:rFonts w:ascii="Calibri" w:hAnsi="Calibri" w:cs="Calibri"/>
+                <w:b/>
+              </w:rPr>
+            </w:pPr>
+            <w:r>
+              <w:rPr>
+                <w:rFonts w:ascii="Calibri" w:hAnsi="Calibri" w:cs="Calibri"/>
+                <w:b/>
+              </w:rPr>
+              <w:t>Rol</w:t>
+            </w:r>
+          </w:p>
+        </w:tc>
+        <w:tc>
+          <w:tcPr>
+            <w:tcW w:w="1805" w:type="dxa"/>
+          </w:tcPr>
+          <w:p>
+            <w:pPr>
+              <w:spacing w:after="90"/>
+              <w:rPr>
+                <w:rFonts w:ascii="Calibri" w:hAnsi="Calibri" w:cs="Calibri"/>
+                <w:b/>
+              </w:rPr>
+            </w:pPr>
+            <w:r>
+              <w:rPr>
+                <w:rFonts w:ascii="Calibri" w:hAnsi="Calibri" w:cs="Calibri"/>
+                <w:b/>
+              </w:rPr>
+              <w:t>Fase principal</w:t>
+            </w:r>
+          </w:p>
+        </w:tc>
+        <w:tc>
+          <w:tcPr>
+            <w:tcW w:w="1805" w:type="dxa"/>
+          </w:tcPr>
+          <w:p>
+            <w:pPr>
+              <w:spacing w:after="90"/>
+              <w:rPr>
+                <w:rFonts w:ascii="Calibri" w:hAnsi="Calibri" w:cs="Calibri"/>
+                <w:b/>
+              </w:rPr>
+            </w:pPr>
+            <w:r>
+              <w:rPr>
+                <w:rFonts w:ascii="Calibri" w:hAnsi="Calibri" w:cs="Calibri"/>
+                <w:b/>
+              </w:rPr>
+              <w:t>Horas est.</w:t>
+            </w:r>
+          </w:p>
+        </w:tc>
+        <w:tc>
+          <w:tcPr>
+            <w:tcW w:w="1805" w:type="dxa"/>
+          </w:tcPr>
+          <w:p>
+            <w:pPr>
+              <w:spacing w:after="90"/>
+              <w:rPr>
+                <w:rFonts w:ascii="Calibri" w:hAnsi="Calibri" w:cs="Calibri"/>
+                <w:b/>
+              </w:rPr>
+            </w:pPr>
+            <w:r>
+              <w:rPr>
+                <w:rFonts w:ascii="Calibri" w:hAnsi="Calibri" w:cs="Calibri"/>
+                <w:b/>
+              </w:rPr>
+              <w:t>Tarifa/hora</w:t>
+            </w:r>
+          </w:p>
+        </w:tc>
+        <w:tc>
+          <w:tcPr>
+            <w:tcW w:w="1806" w:type="dxa"/>
+          </w:tcPr>
+          <w:p>
+            <w:pPr>
+              <w:spacing w:after="90"/>
+              <w:rPr>
+                <w:rFonts w:ascii="Calibri" w:hAnsi="Calibri" w:cs="Calibri"/>
+                <w:b/>
+              </w:rPr>
+            </w:pPr>
+            <w:r>
+              <w:rPr>
+                <w:rFonts w:ascii="Calibri" w:hAnsi="Calibri" w:cs="Calibri"/>
+                <w:b/>
+              </w:rPr>
+              <w:t>Costo estimado</w:t>
             </w:r>
           </w:p>
         </w:tc>
@@ -1198,90 +1455,98 @@
             <w:bottom w:w="0" w:type="dxa"/>
           </w:tblCellMar>
         </w:tblPrEx>
-        <w:trPr>
-          <w:cantSplit/>
-        </w:trPr>
-        <w:tc>
-          <w:tcPr>
-            <w:tcW w:w="700" w:type="dxa"/>
-          </w:tcPr>
-          <w:p>
-            <w:r>
-              <w:rPr>
-                <w:sz w:val="18"/>
-                <w:szCs w:val="18"/>
-              </w:rPr>
-              <w:t>7</w:t>
-            </w:r>
-          </w:p>
-        </w:tc>
-        <w:tc>
-          <w:tcPr>
-            <w:tcW w:w="2691" w:type="dxa"/>
-          </w:tcPr>
-          <w:p>
-            <w:r>
-              <w:rPr>
-                <w:sz w:val="18"/>
-                <w:szCs w:val="18"/>
-              </w:rPr>
-              <w:t>Especialista en seguridad</w:t>
-            </w:r>
-          </w:p>
-        </w:tc>
-        <w:tc>
-          <w:tcPr>
-            <w:tcW w:w="1485" w:type="dxa"/>
-          </w:tcPr>
-          <w:p>
-            <w:r>
-              <w:rPr>
-                <w:sz w:val="18"/>
-                <w:szCs w:val="18"/>
-              </w:rPr>
-              <w:t>Meses 6-13</w:t>
-            </w:r>
-          </w:p>
-        </w:tc>
-        <w:tc>
-          <w:tcPr>
-            <w:tcW w:w="928" w:type="dxa"/>
-          </w:tcPr>
-          <w:p>
-            <w:r>
-              <w:rPr>
-                <w:sz w:val="18"/>
-                <w:szCs w:val="18"/>
-              </w:rPr>
-              <w:t>30 h</w:t>
-            </w:r>
-          </w:p>
-        </w:tc>
-        <w:tc>
-          <w:tcPr>
-            <w:tcW w:w="1021" w:type="dxa"/>
-          </w:tcPr>
-          <w:p>
-            <w:r>
-              <w:rPr>
-                <w:sz w:val="18"/>
-                <w:szCs w:val="18"/>
-              </w:rPr>
-              <w:t>$30.000</w:t>
-            </w:r>
-          </w:p>
-        </w:tc>
-        <w:tc>
-          <w:tcPr>
-            <w:tcW w:w="2175" w:type="dxa"/>
-          </w:tcPr>
-          <w:p>
-            <w:r>
-              <w:rPr>
-                <w:sz w:val="18"/>
-                <w:szCs w:val="18"/>
-              </w:rPr>
-              <w:t>$900.000</w:t>
+        <w:tc>
+          <w:tcPr>
+            <w:tcW w:w="1805" w:type="dxa"/>
+          </w:tcPr>
+          <w:p>
+            <w:pPr>
+              <w:spacing w:after="90"/>
+              <w:rPr>
+                <w:rFonts w:ascii="Calibri" w:hAnsi="Calibri" w:cs="Calibri"/>
+              </w:rPr>
+            </w:pPr>
+            <w:r>
+              <w:rPr>
+                <w:rFonts w:ascii="Calibri" w:hAnsi="Calibri" w:cs="Calibri"/>
+              </w:rPr>
+              <w:t>Product Owner / Líder</w:t>
+            </w:r>
+          </w:p>
+        </w:tc>
+        <w:tc>
+          <w:tcPr>
+            <w:tcW w:w="1805" w:type="dxa"/>
+          </w:tcPr>
+          <w:p>
+            <w:pPr>
+              <w:spacing w:after="90"/>
+              <w:rPr>
+                <w:rFonts w:ascii="Calibri" w:hAnsi="Calibri" w:cs="Calibri"/>
+              </w:rPr>
+            </w:pPr>
+            <w:r>
+              <w:rPr>
+                <w:rFonts w:ascii="Calibri" w:hAnsi="Calibri" w:cs="Calibri"/>
+              </w:rPr>
+              <w:t>Todo el proyecto</w:t>
+            </w:r>
+          </w:p>
+        </w:tc>
+        <w:tc>
+          <w:tcPr>
+            <w:tcW w:w="1805" w:type="dxa"/>
+          </w:tcPr>
+          <w:p>
+            <w:pPr>
+              <w:spacing w:after="90"/>
+              <w:rPr>
+                <w:rFonts w:ascii="Calibri" w:hAnsi="Calibri" w:cs="Calibri"/>
+              </w:rPr>
+            </w:pPr>
+            <w:r>
+              <w:rPr>
+                <w:rFonts w:ascii="Calibri" w:hAnsi="Calibri" w:cs="Calibri"/>
+              </w:rPr>
+              <w:t>180 h</w:t>
+            </w:r>
+          </w:p>
+        </w:tc>
+        <w:tc>
+          <w:tcPr>
+            <w:tcW w:w="1805" w:type="dxa"/>
+          </w:tcPr>
+          <w:p>
+            <w:pPr>
+              <w:spacing w:after="90"/>
+              <w:rPr>
+                <w:rFonts w:ascii="Calibri" w:hAnsi="Calibri" w:cs="Calibri"/>
+              </w:rPr>
+            </w:pPr>
+            <w:r>
+              <w:rPr>
+                <w:rFonts w:ascii="Calibri" w:hAnsi="Calibri" w:cs="Calibri"/>
+              </w:rPr>
+              <w:t>$25.000</w:t>
+            </w:r>
+          </w:p>
+        </w:tc>
+        <w:tc>
+          <w:tcPr>
+            <w:tcW w:w="1806" w:type="dxa"/>
+          </w:tcPr>
+          <w:p>
+            <w:pPr>
+              <w:spacing w:after="90"/>
+              <w:rPr>
+                <w:rFonts w:ascii="Calibri" w:hAnsi="Calibri" w:cs="Calibri"/>
+              </w:rPr>
+            </w:pPr>
+            <w:r>
+              <w:rPr>
+                <w:rFonts w:ascii="Calibri" w:hAnsi="Calibri" w:cs="Calibri"/>
+              </w:rPr>
+              <w:t>$4.500.000</w:t>
             </w:r>
           </w:p>
         </w:tc>
@@ -1293,90 +1558,98 @@
             <w:bottom w:w="0" w:type="dxa"/>
           </w:tblCellMar>
         </w:tblPrEx>
-        <w:trPr>
-          <w:cantSplit/>
-        </w:trPr>
-        <w:tc>
-          <w:tcPr>
-            <w:tcW w:w="700" w:type="dxa"/>
-          </w:tcPr>
-          <w:p>
-            <w:r>
-              <w:rPr>
-                <w:sz w:val="18"/>
-                <w:szCs w:val="18"/>
-              </w:rPr>
-              <w:t>8</w:t>
-            </w:r>
-          </w:p>
-        </w:tc>
-        <w:tc>
-          <w:tcPr>
-            <w:tcW w:w="2691" w:type="dxa"/>
-          </w:tcPr>
-          <w:p>
-            <w:r>
-              <w:rPr>
-                <w:sz w:val="18"/>
-                <w:szCs w:val="18"/>
-              </w:rPr>
-              <w:t>QA / Tester</w:t>
-            </w:r>
-          </w:p>
-        </w:tc>
-        <w:tc>
-          <w:tcPr>
-            <w:tcW w:w="1485" w:type="dxa"/>
-          </w:tcPr>
-          <w:p>
-            <w:r>
-              <w:rPr>
-                <w:sz w:val="18"/>
-                <w:szCs w:val="18"/>
-              </w:rPr>
-              <w:t>Meses 12-15</w:t>
-            </w:r>
-          </w:p>
-        </w:tc>
-        <w:tc>
-          <w:tcPr>
-            <w:tcW w:w="928" w:type="dxa"/>
-          </w:tcPr>
-          <w:p>
-            <w:r>
-              <w:rPr>
-                <w:sz w:val="18"/>
-                <w:szCs w:val="18"/>
-              </w:rPr>
-              <w:t>60 h</w:t>
-            </w:r>
-          </w:p>
-        </w:tc>
-        <w:tc>
-          <w:tcPr>
-            <w:tcW w:w="1021" w:type="dxa"/>
-          </w:tcPr>
-          <w:p>
-            <w:r>
-              <w:rPr>
-                <w:sz w:val="18"/>
-                <w:szCs w:val="18"/>
-              </w:rPr>
-              <w:t>$18.000</w:t>
-            </w:r>
-          </w:p>
-        </w:tc>
-        <w:tc>
-          <w:tcPr>
-            <w:tcW w:w="2175" w:type="dxa"/>
-          </w:tcPr>
-          <w:p>
-            <w:r>
-              <w:rPr>
-                <w:sz w:val="18"/>
-                <w:szCs w:val="18"/>
-              </w:rPr>
-              <w:t>$1.080.000</w:t>
+        <w:tc>
+          <w:tcPr>
+            <w:tcW w:w="1805" w:type="dxa"/>
+          </w:tcPr>
+          <w:p>
+            <w:pPr>
+              <w:spacing w:after="90"/>
+              <w:rPr>
+                <w:rFonts w:ascii="Calibri" w:hAnsi="Calibri" w:cs="Calibri"/>
+              </w:rPr>
+            </w:pPr>
+            <w:r>
+              <w:rPr>
+                <w:rFonts w:ascii="Calibri" w:hAnsi="Calibri" w:cs="Calibri"/>
+              </w:rPr>
+              <w:t>Analista de requisitos</w:t>
+            </w:r>
+          </w:p>
+        </w:tc>
+        <w:tc>
+          <w:tcPr>
+            <w:tcW w:w="1805" w:type="dxa"/>
+          </w:tcPr>
+          <w:p>
+            <w:pPr>
+              <w:spacing w:after="90"/>
+              <w:rPr>
+                <w:rFonts w:ascii="Calibri" w:hAnsi="Calibri" w:cs="Calibri"/>
+              </w:rPr>
+            </w:pPr>
+            <w:r>
+              <w:rPr>
+                <w:rFonts w:ascii="Calibri" w:hAnsi="Calibri" w:cs="Calibri"/>
+              </w:rPr>
+              <w:t>Meses 1-4</w:t>
+            </w:r>
+          </w:p>
+        </w:tc>
+        <w:tc>
+          <w:tcPr>
+            <w:tcW w:w="1805" w:type="dxa"/>
+          </w:tcPr>
+          <w:p>
+            <w:pPr>
+              <w:spacing w:after="90"/>
+              <w:rPr>
+                <w:rFonts w:ascii="Calibri" w:hAnsi="Calibri" w:cs="Calibri"/>
+              </w:rPr>
+            </w:pPr>
+            <w:r>
+              <w:rPr>
+                <w:rFonts w:ascii="Calibri" w:hAnsi="Calibri" w:cs="Calibri"/>
+              </w:rPr>
+              <w:t>240 h</w:t>
+            </w:r>
+          </w:p>
+        </w:tc>
+        <w:tc>
+          <w:tcPr>
+            <w:tcW w:w="1805" w:type="dxa"/>
+          </w:tcPr>
+          <w:p>
+            <w:pPr>
+              <w:spacing w:after="90"/>
+              <w:rPr>
+                <w:rFonts w:ascii="Calibri" w:hAnsi="Calibri" w:cs="Calibri"/>
+              </w:rPr>
+            </w:pPr>
+            <w:r>
+              <w:rPr>
+                <w:rFonts w:ascii="Calibri" w:hAnsi="Calibri" w:cs="Calibri"/>
+              </w:rPr>
+              <w:t>$20.000</w:t>
+            </w:r>
+          </w:p>
+        </w:tc>
+        <w:tc>
+          <w:tcPr>
+            <w:tcW w:w="1806" w:type="dxa"/>
+          </w:tcPr>
+          <w:p>
+            <w:pPr>
+              <w:spacing w:after="90"/>
+              <w:rPr>
+                <w:rFonts w:ascii="Calibri" w:hAnsi="Calibri" w:cs="Calibri"/>
+              </w:rPr>
+            </w:pPr>
+            <w:r>
+              <w:rPr>
+                <w:rFonts w:ascii="Calibri" w:hAnsi="Calibri" w:cs="Calibri"/>
+              </w:rPr>
+              <w:t>$4.800.000</w:t>
             </w:r>
           </w:p>
         </w:tc>
@@ -1388,90 +1661,98 @@
             <w:bottom w:w="0" w:type="dxa"/>
           </w:tblCellMar>
         </w:tblPrEx>
-        <w:trPr>
-          <w:cantSplit/>
-        </w:trPr>
-        <w:tc>
-          <w:tcPr>
-            <w:tcW w:w="700" w:type="dxa"/>
-          </w:tcPr>
-          <w:p>
-            <w:r>
-              <w:rPr>
-                <w:sz w:val="18"/>
-                <w:szCs w:val="18"/>
-              </w:rPr>
-              <w:t>9</w:t>
-            </w:r>
-          </w:p>
-        </w:tc>
-        <w:tc>
-          <w:tcPr>
-            <w:tcW w:w="2691" w:type="dxa"/>
-          </w:tcPr>
-          <w:p>
-            <w:r>
-              <w:rPr>
-                <w:sz w:val="18"/>
-                <w:szCs w:val="18"/>
-              </w:rPr>
-              <w:t>Instructor (supervisión)</w:t>
-            </w:r>
-          </w:p>
-        </w:tc>
-        <w:tc>
-          <w:tcPr>
-            <w:tcW w:w="1485" w:type="dxa"/>
-          </w:tcPr>
-          <w:p>
-            <w:r>
-              <w:rPr>
-                <w:sz w:val="18"/>
-                <w:szCs w:val="18"/>
-              </w:rPr>
-              <w:t>Todo el proyecto</w:t>
-            </w:r>
-          </w:p>
-        </w:tc>
-        <w:tc>
-          <w:tcPr>
-            <w:tcW w:w="928" w:type="dxa"/>
-          </w:tcPr>
-          <w:p>
-            <w:r>
-              <w:rPr>
-                <w:sz w:val="18"/>
-                <w:szCs w:val="18"/>
-              </w:rPr>
-              <w:t>—</w:t>
-            </w:r>
-          </w:p>
-        </w:tc>
-        <w:tc>
-          <w:tcPr>
-            <w:tcW w:w="1021" w:type="dxa"/>
-          </w:tcPr>
-          <w:p>
-            <w:r>
-              <w:rPr>
-                <w:sz w:val="18"/>
-                <w:szCs w:val="18"/>
-              </w:rPr>
-              <w:t>N/A</w:t>
-            </w:r>
-          </w:p>
-        </w:tc>
-        <w:tc>
-          <w:tcPr>
-            <w:tcW w:w="2175" w:type="dxa"/>
-          </w:tcPr>
-          <w:p>
-            <w:r>
-              <w:rPr>
-                <w:sz w:val="18"/>
-                <w:szCs w:val="18"/>
-              </w:rPr>
-              <w:t>Sin costo (rol institucional)</w:t>
+        <w:tc>
+          <w:tcPr>
+            <w:tcW w:w="1805" w:type="dxa"/>
+          </w:tcPr>
+          <w:p>
+            <w:pPr>
+              <w:spacing w:after="90"/>
+              <w:rPr>
+                <w:rFonts w:ascii="Calibri" w:hAnsi="Calibri" w:cs="Calibri"/>
+              </w:rPr>
+            </w:pPr>
+            <w:r>
+              <w:rPr>
+                <w:rFonts w:ascii="Calibri" w:hAnsi="Calibri" w:cs="Calibri"/>
+              </w:rPr>
+              <w:t>Desarrollador frontend</w:t>
+            </w:r>
+          </w:p>
+        </w:tc>
+        <w:tc>
+          <w:tcPr>
+            <w:tcW w:w="1805" w:type="dxa"/>
+          </w:tcPr>
+          <w:p>
+            <w:pPr>
+              <w:spacing w:after="90"/>
+              <w:rPr>
+                <w:rFonts w:ascii="Calibri" w:hAnsi="Calibri" w:cs="Calibri"/>
+              </w:rPr>
+            </w:pPr>
+            <w:r>
+              <w:rPr>
+                <w:rFonts w:ascii="Calibri" w:hAnsi="Calibri" w:cs="Calibri"/>
+              </w:rPr>
+              <w:t>Meses 3-5</w:t>
+            </w:r>
+          </w:p>
+        </w:tc>
+        <w:tc>
+          <w:tcPr>
+            <w:tcW w:w="1805" w:type="dxa"/>
+          </w:tcPr>
+          <w:p>
+            <w:pPr>
+              <w:spacing w:after="90"/>
+              <w:rPr>
+                <w:rFonts w:ascii="Calibri" w:hAnsi="Calibri" w:cs="Calibri"/>
+              </w:rPr>
+            </w:pPr>
+            <w:r>
+              <w:rPr>
+                <w:rFonts w:ascii="Calibri" w:hAnsi="Calibri" w:cs="Calibri"/>
+              </w:rPr>
+              <w:t>430 h</w:t>
+            </w:r>
+          </w:p>
+        </w:tc>
+        <w:tc>
+          <w:tcPr>
+            <w:tcW w:w="1805" w:type="dxa"/>
+          </w:tcPr>
+          <w:p>
+            <w:pPr>
+              <w:spacing w:after="90"/>
+              <w:rPr>
+                <w:rFonts w:ascii="Calibri" w:hAnsi="Calibri" w:cs="Calibri"/>
+              </w:rPr>
+            </w:pPr>
+            <w:r>
+              <w:rPr>
+                <w:rFonts w:ascii="Calibri" w:hAnsi="Calibri" w:cs="Calibri"/>
+              </w:rPr>
+              <w:t>$20.000</w:t>
+            </w:r>
+          </w:p>
+        </w:tc>
+        <w:tc>
+          <w:tcPr>
+            <w:tcW w:w="1806" w:type="dxa"/>
+          </w:tcPr>
+          <w:p>
+            <w:pPr>
+              <w:spacing w:after="90"/>
+              <w:rPr>
+                <w:rFonts w:ascii="Calibri" w:hAnsi="Calibri" w:cs="Calibri"/>
+              </w:rPr>
+            </w:pPr>
+            <w:r>
+              <w:rPr>
+                <w:rFonts w:ascii="Calibri" w:hAnsi="Calibri" w:cs="Calibri"/>
+              </w:rPr>
+              <w:t>$8.600.000</w:t>
             </w:r>
           </w:p>
         </w:tc>
@@ -1483,90 +1764,510 @@
             <w:bottom w:w="0" w:type="dxa"/>
           </w:tblCellMar>
         </w:tblPrEx>
-        <w:trPr>
-          <w:cantSplit/>
-        </w:trPr>
-        <w:tc>
-          <w:tcPr>
-            <w:tcW w:w="700" w:type="dxa"/>
-          </w:tcPr>
-          <w:p>
-            <w:r>
-              <w:rPr>
-                <w:sz w:val="18"/>
-                <w:szCs w:val="18"/>
-              </w:rPr>
-              <w:t>10</w:t>
-            </w:r>
-          </w:p>
-        </w:tc>
-        <w:tc>
-          <w:tcPr>
-            <w:tcW w:w="2691" w:type="dxa"/>
-          </w:tcPr>
-          <w:p>
-            <w:r>
-              <w:rPr>
-                <w:sz w:val="18"/>
-                <w:szCs w:val="18"/>
-              </w:rPr>
-              <w:t>Usuarios finales (validación)</w:t>
-            </w:r>
-          </w:p>
-        </w:tc>
-        <w:tc>
-          <w:tcPr>
-            <w:tcW w:w="1485" w:type="dxa"/>
-          </w:tcPr>
-          <w:p>
-            <w:r>
-              <w:rPr>
-                <w:sz w:val="18"/>
-                <w:szCs w:val="18"/>
-              </w:rPr>
-              <w:t>Meses 13-15</w:t>
-            </w:r>
-          </w:p>
-        </w:tc>
-        <w:tc>
-          <w:tcPr>
-            <w:tcW w:w="928" w:type="dxa"/>
-          </w:tcPr>
-          <w:p>
-            <w:r>
-              <w:rPr>
-                <w:sz w:val="18"/>
-                <w:szCs w:val="18"/>
-              </w:rPr>
-              <w:t>15 h</w:t>
-            </w:r>
-          </w:p>
-        </w:tc>
-        <w:tc>
-          <w:tcPr>
-            <w:tcW w:w="1021" w:type="dxa"/>
-          </w:tcPr>
-          <w:p>
-            <w:r>
-              <w:rPr>
-                <w:sz w:val="18"/>
-                <w:szCs w:val="18"/>
-              </w:rPr>
-              <w:t>N/A</w:t>
-            </w:r>
-          </w:p>
-        </w:tc>
-        <w:tc>
-          <w:tcPr>
-            <w:tcW w:w="2175" w:type="dxa"/>
-          </w:tcPr>
-          <w:p>
-            <w:r>
-              <w:rPr>
-                <w:sz w:val="18"/>
-                <w:szCs w:val="18"/>
-              </w:rPr>
-              <w:t>Sin costo (voluntario)</w:t>
+        <w:tc>
+          <w:tcPr>
+            <w:tcW w:w="1805" w:type="dxa"/>
+          </w:tcPr>
+          <w:p>
+            <w:pPr>
+              <w:spacing w:after="90"/>
+              <w:rPr>
+                <w:rFonts w:ascii="Calibri" w:hAnsi="Calibri" w:cs="Calibri"/>
+              </w:rPr>
+            </w:pPr>
+            <w:r>
+              <w:rPr>
+                <w:rFonts w:ascii="Calibri" w:hAnsi="Calibri" w:cs="Calibri"/>
+              </w:rPr>
+              <w:t>Desarrollador backend</w:t>
+            </w:r>
+          </w:p>
+        </w:tc>
+        <w:tc>
+          <w:tcPr>
+            <w:tcW w:w="1805" w:type="dxa"/>
+          </w:tcPr>
+          <w:p>
+            <w:pPr>
+              <w:spacing w:after="90"/>
+              <w:rPr>
+                <w:rFonts w:ascii="Calibri" w:hAnsi="Calibri" w:cs="Calibri"/>
+              </w:rPr>
+            </w:pPr>
+            <w:r>
+              <w:rPr>
+                <w:rFonts w:ascii="Calibri" w:hAnsi="Calibri" w:cs="Calibri"/>
+              </w:rPr>
+              <w:t>Meses 3-5</w:t>
+            </w:r>
+          </w:p>
+        </w:tc>
+        <w:tc>
+          <w:tcPr>
+            <w:tcW w:w="1805" w:type="dxa"/>
+          </w:tcPr>
+          <w:p>
+            <w:pPr>
+              <w:spacing w:after="90"/>
+              <w:rPr>
+                <w:rFonts w:ascii="Calibri" w:hAnsi="Calibri" w:cs="Calibri"/>
+              </w:rPr>
+            </w:pPr>
+            <w:r>
+              <w:rPr>
+                <w:rFonts w:ascii="Calibri" w:hAnsi="Calibri" w:cs="Calibri"/>
+              </w:rPr>
+              <w:t>520 h</w:t>
+            </w:r>
+          </w:p>
+        </w:tc>
+        <w:tc>
+          <w:tcPr>
+            <w:tcW w:w="1805" w:type="dxa"/>
+          </w:tcPr>
+          <w:p>
+            <w:pPr>
+              <w:spacing w:after="90"/>
+              <w:rPr>
+                <w:rFonts w:ascii="Calibri" w:hAnsi="Calibri" w:cs="Calibri"/>
+              </w:rPr>
+            </w:pPr>
+            <w:r>
+              <w:rPr>
+                <w:rFonts w:ascii="Calibri" w:hAnsi="Calibri" w:cs="Calibri"/>
+              </w:rPr>
+              <w:t>$22.000</w:t>
+            </w:r>
+          </w:p>
+        </w:tc>
+        <w:tc>
+          <w:tcPr>
+            <w:tcW w:w="1806" w:type="dxa"/>
+          </w:tcPr>
+          <w:p>
+            <w:pPr>
+              <w:spacing w:after="90"/>
+              <w:rPr>
+                <w:rFonts w:ascii="Calibri" w:hAnsi="Calibri" w:cs="Calibri"/>
+              </w:rPr>
+            </w:pPr>
+            <w:r>
+              <w:rPr>
+                <w:rFonts w:ascii="Calibri" w:hAnsi="Calibri" w:cs="Calibri"/>
+              </w:rPr>
+              <w:t>$11.440.000</w:t>
+            </w:r>
+          </w:p>
+        </w:tc>
+      </w:tr>
+      <w:tr>
+        <w:tblPrEx>
+          <w:tblCellMar>
+            <w:top w:w="0" w:type="dxa"/>
+            <w:bottom w:w="0" w:type="dxa"/>
+          </w:tblCellMar>
+        </w:tblPrEx>
+        <w:tc>
+          <w:tcPr>
+            <w:tcW w:w="1805" w:type="dxa"/>
+          </w:tcPr>
+          <w:p>
+            <w:pPr>
+              <w:spacing w:after="90"/>
+              <w:rPr>
+                <w:rFonts w:ascii="Calibri" w:hAnsi="Calibri" w:cs="Calibri"/>
+              </w:rPr>
+            </w:pPr>
+            <w:r>
+              <w:rPr>
+                <w:rFonts w:ascii="Calibri" w:hAnsi="Calibri" w:cs="Calibri"/>
+              </w:rPr>
+              <w:t>Diseñador UX/UI</w:t>
+            </w:r>
+          </w:p>
+        </w:tc>
+        <w:tc>
+          <w:tcPr>
+            <w:tcW w:w="1805" w:type="dxa"/>
+          </w:tcPr>
+          <w:p>
+            <w:pPr>
+              <w:spacing w:after="90"/>
+              <w:rPr>
+                <w:rFonts w:ascii="Calibri" w:hAnsi="Calibri" w:cs="Calibri"/>
+              </w:rPr>
+            </w:pPr>
+            <w:r>
+              <w:rPr>
+                <w:rFonts w:ascii="Calibri" w:hAnsi="Calibri" w:cs="Calibri"/>
+              </w:rPr>
+              <w:t>Meses 2-4</w:t>
+            </w:r>
+          </w:p>
+        </w:tc>
+        <w:tc>
+          <w:tcPr>
+            <w:tcW w:w="1805" w:type="dxa"/>
+          </w:tcPr>
+          <w:p>
+            <w:pPr>
+              <w:spacing w:after="90"/>
+              <w:rPr>
+                <w:rFonts w:ascii="Calibri" w:hAnsi="Calibri" w:cs="Calibri"/>
+              </w:rPr>
+            </w:pPr>
+            <w:r>
+              <w:rPr>
+                <w:rFonts w:ascii="Calibri" w:hAnsi="Calibri" w:cs="Calibri"/>
+              </w:rPr>
+              <w:t>220 h</w:t>
+            </w:r>
+          </w:p>
+        </w:tc>
+        <w:tc>
+          <w:tcPr>
+            <w:tcW w:w="1805" w:type="dxa"/>
+          </w:tcPr>
+          <w:p>
+            <w:pPr>
+              <w:spacing w:after="90"/>
+              <w:rPr>
+                <w:rFonts w:ascii="Calibri" w:hAnsi="Calibri" w:cs="Calibri"/>
+              </w:rPr>
+            </w:pPr>
+            <w:r>
+              <w:rPr>
+                <w:rFonts w:ascii="Calibri" w:hAnsi="Calibri" w:cs="Calibri"/>
+              </w:rPr>
+              <w:t>$18.000</w:t>
+            </w:r>
+          </w:p>
+        </w:tc>
+        <w:tc>
+          <w:tcPr>
+            <w:tcW w:w="1806" w:type="dxa"/>
+          </w:tcPr>
+          <w:p>
+            <w:pPr>
+              <w:spacing w:after="90"/>
+              <w:rPr>
+                <w:rFonts w:ascii="Calibri" w:hAnsi="Calibri" w:cs="Calibri"/>
+              </w:rPr>
+            </w:pPr>
+            <w:r>
+              <w:rPr>
+                <w:rFonts w:ascii="Calibri" w:hAnsi="Calibri" w:cs="Calibri"/>
+              </w:rPr>
+              <w:t>$3.960.000</w:t>
+            </w:r>
+          </w:p>
+        </w:tc>
+      </w:tr>
+      <w:tr>
+        <w:tblPrEx>
+          <w:tblCellMar>
+            <w:top w:w="0" w:type="dxa"/>
+            <w:bottom w:w="0" w:type="dxa"/>
+          </w:tblCellMar>
+        </w:tblPrEx>
+        <w:tc>
+          <w:tcPr>
+            <w:tcW w:w="1805" w:type="dxa"/>
+          </w:tcPr>
+          <w:p>
+            <w:pPr>
+              <w:spacing w:after="90"/>
+              <w:rPr>
+                <w:rFonts w:ascii="Calibri" w:hAnsi="Calibri" w:cs="Calibri"/>
+              </w:rPr>
+            </w:pPr>
+            <w:r>
+              <w:rPr>
+                <w:rFonts w:ascii="Calibri" w:hAnsi="Calibri" w:cs="Calibri"/>
+              </w:rPr>
+              <w:t>QA / Tester</w:t>
+            </w:r>
+          </w:p>
+        </w:tc>
+        <w:tc>
+          <w:tcPr>
+            <w:tcW w:w="1805" w:type="dxa"/>
+          </w:tcPr>
+          <w:p>
+            <w:pPr>
+              <w:spacing w:after="90"/>
+              <w:rPr>
+                <w:rFonts w:ascii="Calibri" w:hAnsi="Calibri" w:cs="Calibri"/>
+              </w:rPr>
+            </w:pPr>
+            <w:r>
+              <w:rPr>
+                <w:rFonts w:ascii="Calibri" w:hAnsi="Calibri" w:cs="Calibri"/>
+              </w:rPr>
+              <w:t>Meses 5-6</w:t>
+            </w:r>
+          </w:p>
+        </w:tc>
+        <w:tc>
+          <w:tcPr>
+            <w:tcW w:w="1805" w:type="dxa"/>
+          </w:tcPr>
+          <w:p>
+            <w:pPr>
+              <w:spacing w:after="90"/>
+              <w:rPr>
+                <w:rFonts w:ascii="Calibri" w:hAnsi="Calibri" w:cs="Calibri"/>
+              </w:rPr>
+            </w:pPr>
+            <w:r>
+              <w:rPr>
+                <w:rFonts w:ascii="Calibri" w:hAnsi="Calibri" w:cs="Calibri"/>
+              </w:rPr>
+              <w:t>360 h</w:t>
+            </w:r>
+          </w:p>
+        </w:tc>
+        <w:tc>
+          <w:tcPr>
+            <w:tcW w:w="1805" w:type="dxa"/>
+          </w:tcPr>
+          <w:p>
+            <w:pPr>
+              <w:spacing w:after="90"/>
+              <w:rPr>
+                <w:rFonts w:ascii="Calibri" w:hAnsi="Calibri" w:cs="Calibri"/>
+              </w:rPr>
+            </w:pPr>
+            <w:r>
+              <w:rPr>
+                <w:rFonts w:ascii="Calibri" w:hAnsi="Calibri" w:cs="Calibri"/>
+              </w:rPr>
+              <w:t>$18.000</w:t>
+            </w:r>
+          </w:p>
+        </w:tc>
+        <w:tc>
+          <w:tcPr>
+            <w:tcW w:w="1806" w:type="dxa"/>
+          </w:tcPr>
+          <w:p>
+            <w:pPr>
+              <w:spacing w:after="90"/>
+              <w:rPr>
+                <w:rFonts w:ascii="Calibri" w:hAnsi="Calibri" w:cs="Calibri"/>
+              </w:rPr>
+            </w:pPr>
+            <w:r>
+              <w:rPr>
+                <w:rFonts w:ascii="Calibri" w:hAnsi="Calibri" w:cs="Calibri"/>
+              </w:rPr>
+              <w:t>$6.480.000</w:t>
+            </w:r>
+          </w:p>
+        </w:tc>
+      </w:tr>
+      <w:tr>
+        <w:tblPrEx>
+          <w:tblCellMar>
+            <w:top w:w="0" w:type="dxa"/>
+            <w:bottom w:w="0" w:type="dxa"/>
+          </w:tblCellMar>
+        </w:tblPrEx>
+        <w:tc>
+          <w:tcPr>
+            <w:tcW w:w="1805" w:type="dxa"/>
+          </w:tcPr>
+          <w:p>
+            <w:pPr>
+              <w:spacing w:after="90"/>
+              <w:rPr>
+                <w:rFonts w:ascii="Calibri" w:hAnsi="Calibri" w:cs="Calibri"/>
+              </w:rPr>
+            </w:pPr>
+            <w:r>
+              <w:rPr>
+                <w:rFonts w:ascii="Calibri" w:hAnsi="Calibri" w:cs="Calibri"/>
+              </w:rPr>
+              <w:t>Documentador / Soporte</w:t>
+            </w:r>
+          </w:p>
+        </w:tc>
+        <w:tc>
+          <w:tcPr>
+            <w:tcW w:w="1805" w:type="dxa"/>
+          </w:tcPr>
+          <w:p>
+            <w:pPr>
+              <w:spacing w:after="90"/>
+              <w:rPr>
+                <w:rFonts w:ascii="Calibri" w:hAnsi="Calibri" w:cs="Calibri"/>
+              </w:rPr>
+            </w:pPr>
+            <w:r>
+              <w:rPr>
+                <w:rFonts w:ascii="Calibri" w:hAnsi="Calibri" w:cs="Calibri"/>
+              </w:rPr>
+              <w:t>Meses 4-6</w:t>
+            </w:r>
+          </w:p>
+        </w:tc>
+        <w:tc>
+          <w:tcPr>
+            <w:tcW w:w="1805" w:type="dxa"/>
+          </w:tcPr>
+          <w:p>
+            <w:pPr>
+              <w:spacing w:after="90"/>
+              <w:rPr>
+                <w:rFonts w:ascii="Calibri" w:hAnsi="Calibri" w:cs="Calibri"/>
+              </w:rPr>
+            </w:pPr>
+            <w:r>
+              <w:rPr>
+                <w:rFonts w:ascii="Calibri" w:hAnsi="Calibri" w:cs="Calibri"/>
+              </w:rPr>
+              <w:t>210 h</w:t>
+            </w:r>
+          </w:p>
+        </w:tc>
+        <w:tc>
+          <w:tcPr>
+            <w:tcW w:w="1805" w:type="dxa"/>
+          </w:tcPr>
+          <w:p>
+            <w:pPr>
+              <w:spacing w:after="90"/>
+              <w:rPr>
+                <w:rFonts w:ascii="Calibri" w:hAnsi="Calibri" w:cs="Calibri"/>
+              </w:rPr>
+            </w:pPr>
+            <w:r>
+              <w:rPr>
+                <w:rFonts w:ascii="Calibri" w:hAnsi="Calibri" w:cs="Calibri"/>
+              </w:rPr>
+              <w:t>$15.000</w:t>
+            </w:r>
+          </w:p>
+        </w:tc>
+        <w:tc>
+          <w:tcPr>
+            <w:tcW w:w="1806" w:type="dxa"/>
+          </w:tcPr>
+          <w:p>
+            <w:pPr>
+              <w:spacing w:after="90"/>
+              <w:rPr>
+                <w:rFonts w:ascii="Calibri" w:hAnsi="Calibri" w:cs="Calibri"/>
+              </w:rPr>
+            </w:pPr>
+            <w:r>
+              <w:rPr>
+                <w:rFonts w:ascii="Calibri" w:hAnsi="Calibri" w:cs="Calibri"/>
+              </w:rPr>
+              <w:t>$3.150.000</w:t>
+            </w:r>
+          </w:p>
+        </w:tc>
+      </w:tr>
+      <w:tr>
+        <w:tblPrEx>
+          <w:tblCellMar>
+            <w:top w:w="0" w:type="dxa"/>
+            <w:bottom w:w="0" w:type="dxa"/>
+          </w:tblCellMar>
+        </w:tblPrEx>
+        <w:tc>
+          <w:tcPr>
+            <w:tcW w:w="1805" w:type="dxa"/>
+          </w:tcPr>
+          <w:p>
+            <w:pPr>
+              <w:spacing w:after="90"/>
+              <w:rPr>
+                <w:rFonts w:ascii="Calibri" w:hAnsi="Calibri" w:cs="Calibri"/>
+              </w:rPr>
+            </w:pPr>
+            <w:r>
+              <w:rPr>
+                <w:rFonts w:ascii="Calibri" w:hAnsi="Calibri" w:cs="Calibri"/>
+              </w:rPr>
+              <w:t>Subtotal recursos humanos</w:t>
+            </w:r>
+          </w:p>
+        </w:tc>
+        <w:tc>
+          <w:tcPr>
+            <w:tcW w:w="1805" w:type="dxa"/>
+          </w:tcPr>
+          <w:p>
+            <w:pPr>
+              <w:spacing w:after="90"/>
+              <w:rPr>
+                <w:rFonts w:ascii="Calibri" w:hAnsi="Calibri" w:cs="Calibri"/>
+              </w:rPr>
+            </w:pPr>
+            <w:r>
+              <w:rPr>
+                <w:rFonts w:ascii="Calibri" w:hAnsi="Calibri" w:cs="Calibri"/>
+              </w:rPr>
+              <w:t>—</w:t>
+            </w:r>
+          </w:p>
+        </w:tc>
+        <w:tc>
+          <w:tcPr>
+            <w:tcW w:w="1805" w:type="dxa"/>
+          </w:tcPr>
+          <w:p>
+            <w:pPr>
+              <w:spacing w:after="90"/>
+              <w:rPr>
+                <w:rFonts w:ascii="Calibri" w:hAnsi="Calibri" w:cs="Calibri"/>
+              </w:rPr>
+            </w:pPr>
+            <w:r>
+              <w:rPr>
+                <w:rFonts w:ascii="Calibri" w:hAnsi="Calibri" w:cs="Calibri"/>
+              </w:rPr>
+              <w:t>2.160 h</w:t>
+            </w:r>
+          </w:p>
+        </w:tc>
+        <w:tc>
+          <w:tcPr>
+            <w:tcW w:w="1805" w:type="dxa"/>
+          </w:tcPr>
+          <w:p>
+            <w:pPr>
+              <w:spacing w:after="90"/>
+              <w:rPr>
+                <w:rFonts w:ascii="Calibri" w:hAnsi="Calibri" w:cs="Calibri"/>
+              </w:rPr>
+            </w:pPr>
+            <w:r>
+              <w:rPr>
+                <w:rFonts w:ascii="Calibri" w:hAnsi="Calibri" w:cs="Calibri"/>
+              </w:rPr>
+              <w:t>ponderada $19.875</w:t>
+            </w:r>
+          </w:p>
+        </w:tc>
+        <w:tc>
+          <w:tcPr>
+            <w:tcW w:w="1806" w:type="dxa"/>
+          </w:tcPr>
+          <w:p>
+            <w:pPr>
+              <w:spacing w:after="90"/>
+              <w:rPr>
+                <w:rFonts w:ascii="Calibri" w:hAnsi="Calibri" w:cs="Calibri"/>
+              </w:rPr>
+            </w:pPr>
+            <w:r>
+              <w:rPr>
+                <w:rFonts w:ascii="Calibri" w:hAnsi="Calibri" w:cs="Calibri"/>
+              </w:rPr>
+              <w:t>$42.930.000</w:t>
             </w:r>
           </w:p>
         </w:tc>
@@ -1575,168 +2276,233 @@
     <w:p>
       <w:pPr>
         <w:spacing w:after="90"/>
-      </w:pPr>
-      <w:r>
-        <w:t xml:space="preserve">Total estimado (escenario comercial): ≈ $17.900.000 COP para </w:t>
-      </w:r>
-      <w:r>
-        <w:t>810 horas-persona distribuidas durante la ejecución del proyecto (18 meses, año y medio, acorde con el calendario académico de la ficha 3407799).</w:t>
-      </w:r>
-    </w:p>
-    <w:p>
-      <w:pPr>
-        <w:spacing w:before="150" w:after="80"/>
-      </w:pPr>
-      <w:r>
-        <w:rPr>
+        <w:rPr>
+          <w:rFonts w:ascii="Calibri" w:hAnsi="Calibri" w:cs="Calibri"/>
+          <w:sz w:val="22"/>
+        </w:rPr>
+      </w:pPr>
+    </w:p>
+    <w:p>
+      <w:pPr>
+        <w:spacing w:after="90"/>
+        <w:rPr>
+          <w:rFonts w:ascii="Calibri" w:hAnsi="Calibri" w:cs="Calibri"/>
+          <w:sz w:val="22"/>
+        </w:rPr>
+      </w:pPr>
+    </w:p>
+    <w:p>
+      <w:pPr>
+        <w:spacing w:after="90"/>
+        <w:rPr>
+          <w:rFonts w:ascii="Calibri" w:hAnsi="Calibri" w:cs="Calibri"/>
+          <w:sz w:val="22"/>
+        </w:rPr>
+      </w:pPr>
+      <w:r>
+        <w:rPr>
+          <w:rFonts w:ascii="Calibri" w:hAnsi="Calibri" w:cs="Calibri"/>
+          <w:sz w:val="22"/>
+        </w:rPr>
+        <w:t>Total estimado: caso real ~ $41.760.000 COP (referencia de mercado) para 2.160 horas-persona a 6 meses; caso ideal académico ~ $42.930.000 COP para 2.160 horas-persona a 6 meses. La diferencia entre escenarios en el rubro de recursos humanos es de $1.170.000 COP. En el presupuesto del proyecto (Cuadro de Costos) el caso real registra recursos humanos = $0 por tratarse de trabajo académico no remunerado.</w:t>
+      </w:r>
+    </w:p>
+    <w:p>
+      <w:pPr>
+        <w:spacing w:after="90"/>
+        <w:rPr>
+          <w:rFonts w:ascii="Calibri" w:hAnsi="Calibri" w:cs="Calibri"/>
+          <w:sz w:val="22"/>
+        </w:rPr>
+      </w:pPr>
+      <w:r>
+        <w:rPr>
+          <w:rFonts w:ascii="Calibri" w:hAnsi="Calibri" w:cs="Calibri"/>
+          <w:sz w:val="22"/>
+        </w:rPr>
+        <w:t>5.3 Justificación de las diferencias de tiempo entre roles</w:t>
+      </w:r>
+    </w:p>
+    <w:p>
+      <w:pPr>
+        <w:spacing w:after="90"/>
+        <w:rPr>
+          <w:rFonts w:ascii="Calibri" w:hAnsi="Calibri" w:cs="Calibri"/>
           <w:b/>
-          <w:bCs/>
-          <w:color w:val="06283D"/>
-        </w:rPr>
-        <w:t>5.1 Justificación de las diferencias de tiempo entre roles</w:t>
-      </w:r>
-    </w:p>
-    <w:p>
-      <w:pPr>
-        <w:spacing w:after="90"/>
-      </w:pPr>
-      <w:r>
-        <w:t>Desarrollador Backend (200 h) y Frontend (180 h) concentran la mayor carga porque cubren los ocho módulos funcionales completos (RF1 a RF8), incluida la API documentada bajo OpenAPI y validaciones de negocio como RF5.2 y el ajuste manual de stock ERF5.9.</w:t>
-      </w:r>
-    </w:p>
-    <w:p>
-      <w:pPr>
-        <w:spacing w:after="90"/>
-      </w:pPr>
-      <w:r>
-        <w:t>Product Owner (160 h) tiene dedicación transversal. DBA (80 h) es intensivo pero acotado. Seguridad (30 h) y QA (60 h) son concentrados hacia el final. Usuarios finales tienen dedicación mínima.</w:t>
-      </w:r>
-    </w:p>
-    <w:p>
-      <w:pPr>
-        <w:spacing w:before="150" w:after="80"/>
-      </w:pPr>
-      <w:r>
-        <w:rPr>
+          <w:sz w:val="24"/>
+        </w:rPr>
+      </w:pPr>
+      <w:r>
+        <w:rPr>
+          <w:rFonts w:ascii="Calibri" w:hAnsi="Calibri" w:cs="Calibri"/>
           <w:b/>
-          <w:bCs/>
-          <w:color w:val="06283D"/>
-        </w:rPr>
-        <w:t>5.2 Nota sobre el contexto real del proyecto</w:t>
-      </w:r>
-    </w:p>
-    <w:p>
-      <w:pPr>
-        <w:spacing w:after="90"/>
-      </w:pPr>
-      <w:r>
-        <w:t xml:space="preserve">Las 810 horas-persona estimadas no representan personal adicional a contratar, sino la carga de trabajo total que debe distribuirse entre los integrantes actuales del Grupo 1 (Juan José Narváez González, Beimar Alejandro Rocha Suarez y Kevin Santiago Vega Perez), dado que el SRS descarta la incorporación de desarrolladores externos. Con tres integrantes trabajando a tiempo parcial (aproximadamente 15 horas por semana cada uno), </w:t>
-      </w:r>
-      <w:r>
-        <w:t>la capacidad real disponible a lo largo de los 18 meses de ejecución del proyecto supera con holgura las 810 horas estimadas. Esto indica que el alcance completo es viable sin priorizaciones forzadas.</w:t>
-      </w:r>
-    </w:p>
-    <w:p>
-      <w:pPr>
-        <w:spacing w:before="250" w:after="100"/>
-      </w:pPr>
-      <w:r>
-        <w:rPr>
+          <w:sz w:val="24"/>
+        </w:rPr>
+        <w:t>En el caso ideal, backend (520 h) y frontend (430 h) concentran la mayor carga porque cubren los ocho módulos funcionales completos (RF1 a RF8), incluida la API documentada bajo OpenAPI y validaciones de negocio como ERF5.2 y el ajuste manual de stock ERF5.9. El Product Owner (180 h) tiene dedicación transversal; QA y pruebas (360 h) se concentran hacia el final (meses 5-6) junto con la validación con usuarios finales; el documentador/soporte (210 h) cubre la entrega y la trazabilidad final.</w:t>
+      </w:r>
+    </w:p>
+    <w:p>
+      <w:pPr>
+        <w:spacing w:after="90"/>
+        <w:rPr>
+          <w:rFonts w:ascii="Calibri" w:hAnsi="Calibri" w:cs="Calibri"/>
+          <w:sz w:val="22"/>
+        </w:rPr>
+      </w:pPr>
+      <w:r>
+        <w:rPr>
+          <w:rFonts w:ascii="Calibri" w:hAnsi="Calibri" w:cs="Calibri"/>
+          <w:sz w:val="22"/>
+        </w:rPr>
+        <w:t>6. Consideración sobre el equipo real del proyecto</w:t>
+      </w:r>
+    </w:p>
+    <w:p>
+      <w:pPr>
+        <w:spacing w:after="90"/>
+        <w:rPr>
+          <w:rFonts w:ascii="Calibri" w:hAnsi="Calibri" w:cs="Calibri"/>
           <w:b/>
-          <w:bCs/>
-          <w:color w:val="06283D"/>
+          <w:sz w:val="28"/>
+        </w:rPr>
+      </w:pPr>
+      <w:r>
+        <w:rPr>
+          <w:rFonts w:ascii="Calibri" w:hAnsi="Calibri" w:cs="Calibri"/>
+          <w:b/>
+          <w:sz w:val="28"/>
+        </w:rPr>
+        <w:t xml:space="preserve">La sección 'Restricciones de Recursos y Tiempo' del SRS establece que el sistema será desarrollado exclusivamente por los integrantes del Grupo 1, sin </w:t>
+      </w:r>
+      <w:r>
+        <w:rPr>
+          <w:rFonts w:ascii="Calibri" w:hAnsi="Calibri" w:cs="Calibri"/>
+          <w:b/>
+          <w:sz w:val="28"/>
+        </w:rPr>
+        <w:lastRenderedPageBreak/>
+        <w:t>posibilidad de incorporar desarrolladores externos, y que el equipo se encuentra en proceso de formación técnica. En la práctica, los roles descritos recaen sobre las mismas personas del grupo, distribuyendo responsabilidades según las fortalezas individuales de cada integrante: Juan José Narváez González, Beimar Alejandro Rocha Suarez y Kevin Santiago Vega Perez.</w:t>
+      </w:r>
+    </w:p>
+    <w:p>
+      <w:pPr>
+        <w:spacing w:after="90"/>
+        <w:rPr>
+          <w:rFonts w:ascii="Calibri" w:hAnsi="Calibri" w:cs="Calibri"/>
           <w:sz w:val="22"/>
-          <w:szCs w:val="22"/>
-        </w:rPr>
-        <w:t>6. Consideración sobre el equipo real del proyecto</w:t>
-      </w:r>
-    </w:p>
-    <w:p>
-      <w:pPr>
-        <w:spacing w:after="90"/>
-      </w:pPr>
-      <w:r>
-        <w:t>La sección 'Restricciones de Recursos y Tiempo' del SRS establece que el sistema será desarrollado exclusivamente por los integrantes del Grupo 1, sin posibilidad de incorporar desarrolladores externos, y que el equipo se encuentra en proceso de formación técnica. En la práctica, varios de los roles descritos (analista, backend, frontend, DBA, QA) recaerán sobre las mismas personas del grupo, distribuyendo responsabilidades según las fortalezas individuales de cada integrante: Juan José Narváez González, Be</w:t>
-      </w:r>
-      <w:r>
-        <w:t>imar Alejandro Rocha Suarez y Kevin Santiago Vega Perez.</w:t>
-      </w:r>
-    </w:p>
-    <w:p>
-      <w:pPr>
-        <w:spacing w:before="250" w:after="100"/>
-      </w:pPr>
-      <w:r>
-        <w:rPr>
+        </w:rPr>
+      </w:pPr>
+      <w:r>
+        <w:rPr>
+          <w:rFonts w:ascii="Calibri" w:hAnsi="Calibri" w:cs="Calibri"/>
+          <w:sz w:val="22"/>
+        </w:rPr>
+        <w:t>7. Nota de versión</w:t>
+      </w:r>
+    </w:p>
+    <w:p>
+      <w:pPr>
+        <w:spacing w:after="90"/>
+        <w:rPr>
+          <w:rFonts w:ascii="Calibri" w:hAnsi="Calibri" w:cs="Calibri"/>
           <w:b/>
-          <w:bCs/>
-          <w:color w:val="06283D"/>
+          <w:sz w:val="28"/>
+        </w:rPr>
+      </w:pPr>
+      <w:r>
+        <w:rPr>
+          <w:rFonts w:ascii="Calibri" w:hAnsi="Calibri" w:cs="Calibri"/>
+          <w:b/>
+          <w:sz w:val="28"/>
+        </w:rPr>
+        <w:t>- Se unifica la referencia del grupo del proyecto a "Grupo 1" (antes figuraba como "Grupo 6" en una sección) y se indican los integrantes reales del equipo.</w:t>
+      </w:r>
+    </w:p>
+    <w:p>
+      <w:pPr>
+        <w:spacing w:after="90"/>
+        <w:rPr>
+          <w:rFonts w:ascii="Calibri" w:hAnsi="Calibri" w:cs="Calibri"/>
           <w:sz w:val="22"/>
-          <w:szCs w:val="22"/>
-        </w:rPr>
-        <w:t>7. Nota de versión</w:t>
-      </w:r>
-    </w:p>
-    <w:p>
-      <w:pPr>
-        <w:pStyle w:val="Prrafodelista"/>
-        <w:numPr>
-          <w:ilvl w:val="0"/>
-          <w:numId w:val="1"/>
-        </w:numPr>
-        <w:spacing w:after="50"/>
-      </w:pPr>
-      <w:r>
-        <w:t>Se unifica la referencia del grupo del proyecto a 'Grupo 1' (antes figuraba como 'Grupo 6' en una sección), y se indican los integrantes reales del equipo.</w:t>
-      </w:r>
-    </w:p>
-    <w:p>
-      <w:pPr>
-        <w:pStyle w:val="Prrafodelista"/>
-        <w:numPr>
-          <w:ilvl w:val="0"/>
-          <w:numId w:val="1"/>
-        </w:numPr>
-        <w:spacing w:after="50"/>
-      </w:pPr>
-      <w:r>
-        <w:t>Se corrige la numeración de requisitos del módulo de Inventario: la actualización de stock en tiempo real corresponde a ERF5.10, y el ajuste manual con justificación a ERF5.9, conforme al SRS.</w:t>
-      </w:r>
-    </w:p>
-    <w:p>
-      <w:pPr>
-        <w:pStyle w:val="Prrafodelista"/>
-        <w:numPr>
-          <w:ilvl w:val="0"/>
-          <w:numId w:val="1"/>
-        </w:numPr>
-        <w:spacing w:after="50"/>
-      </w:pPr>
-      <w:r>
-        <w:t>Se mantienen las referencias legales (Ley 1581 de 2012 y Decreto 1377 de 2013) coherentes con la sección 2.3 del SRS.</w:t>
-      </w:r>
-    </w:p>
-    <w:p>
-      <w:pPr>
-        <w:spacing w:before="250" w:after="100"/>
-      </w:pPr>
-      <w:r>
-        <w:rPr>
+        </w:rPr>
+      </w:pPr>
+      <w:r>
+        <w:rPr>
+          <w:rFonts w:ascii="Calibri" w:hAnsi="Calibri" w:cs="Calibri"/>
+          <w:sz w:val="22"/>
+        </w:rPr>
+        <w:t>- Se corrige la numeración de requisitos del módulo de Inventario: la actualización de stock en tiempo real corresponde a ERF5.10, y el ajuste manual con justificación a ERF5.9, conforme al SRS.</w:t>
+      </w:r>
+    </w:p>
+    <w:p>
+      <w:pPr>
+        <w:spacing w:after="90"/>
+        <w:rPr>
+          <w:rFonts w:ascii="Calibri" w:hAnsi="Calibri" w:cs="Calibri"/>
+          <w:sz w:val="22"/>
+        </w:rPr>
+      </w:pPr>
+      <w:r>
+        <w:rPr>
+          <w:rFonts w:ascii="Calibri" w:hAnsi="Calibri" w:cs="Calibri"/>
+          <w:sz w:val="22"/>
+        </w:rPr>
+        <w:t>- Se mantienen las referencias legales (Ley 1581 de 2012 y Decreto 1377 de 2013) coherentes con la sección 2.3 del SRS.</w:t>
+      </w:r>
+    </w:p>
+    <w:p>
+      <w:pPr>
+        <w:spacing w:after="90"/>
+        <w:rPr>
+          <w:rFonts w:ascii="Calibri" w:hAnsi="Calibri" w:cs="Calibri"/>
+          <w:sz w:val="22"/>
+        </w:rPr>
+      </w:pPr>
+      <w:r>
+        <w:rPr>
+          <w:rFonts w:ascii="Calibri" w:hAnsi="Calibri" w:cs="Calibri"/>
+          <w:sz w:val="22"/>
+        </w:rPr>
+        <w:t>- Actualización v3.0 (19/09/2026): la duración del proyecto se ajusta a 6 meses (24 semanas, 6 sprints); se eliminan las estimaciones previas de 810/825 horas, de 18 meses y del escenario de 12 meses (48 semanas); se documentan dos escenarios de recursos humanos (caso real: 2.160 h / $0, con referencia de mercado de $41.760.000; caso ideal académico: 2.160 h / $42.930.000), con tarifas de mercado 2026 y equivalencia mensual a 172 h.</w:t>
+      </w:r>
+    </w:p>
+    <w:p>
+      <w:pPr>
+        <w:spacing w:after="90"/>
+        <w:rPr>
+          <w:rFonts w:ascii="Calibri" w:hAnsi="Calibri" w:cs="Calibri"/>
+          <w:sz w:val="22"/>
+        </w:rPr>
+      </w:pPr>
+      <w:r>
+        <w:rPr>
+          <w:rFonts w:ascii="Calibri" w:hAnsi="Calibri" w:cs="Calibri"/>
+          <w:sz w:val="22"/>
+        </w:rPr>
+        <w:t>8. Conclusión</w:t>
+      </w:r>
+    </w:p>
+    <w:p>
+      <w:pPr>
+        <w:spacing w:after="90"/>
+        <w:rPr>
+          <w:rFonts w:ascii="Calibri" w:hAnsi="Calibri" w:cs="Calibri"/>
+          <w:sz w:val="22"/>
+        </w:rPr>
+      </w:pPr>
+      <w:r>
+        <w:rPr>
+          <w:rFonts w:ascii="Calibri" w:hAnsi="Calibri" w:cs="Calibri"/>
           <w:b/>
-          <w:bCs/>
-          <w:color w:val="06283D"/>
-          <w:sz w:val="22"/>
-          <w:szCs w:val="22"/>
-        </w:rPr>
-        <w:t>8. Conclusión</w:t>
-      </w:r>
-    </w:p>
-    <w:p>
-      <w:pPr>
-        <w:spacing w:after="90"/>
-      </w:pPr>
-      <w:r>
-        <w:t>El Sistema de Inventario, por su alcance, requiere de forma ideal un equipo multidisciplinario. Dadas las restricciones académicas y de personal del proyecto, se recomienda distribuir estas funciones entre los integrantes del Grupo 1, priorizando los aspectos con mayor peso normativo y de seguridad (autenticación, protección de datos personales) para garantizar el cumplimiento de la Ley 1581 de 2012 y del alcance definido.</w:t>
+          <w:sz w:val="28"/>
+        </w:rPr>
+        <w:t>El Sistema de Inventario, por su alcance, requiere de forma ideal un equipo multidisciplinario. Dadas las restricciones académicas y de personal del proyecto, se recomienda distribuir estas funciones entre los integrantes del Grupo 1, priorizando los aspectos con mayor peso normativo y de seguridad (autenticación, protección de datos personales) para garantizar el cumplimiento de la Ley 1581 de 2012 y del alcance definido. El caso real (2.160 horas-persona en 6 meses, 90 horas semanales en conjunto (30 por integrante)) cubre holgadamente las actividades del proyecto dentro del cronograma académico.</w:t>
+      </w:r>
+    </w:p>
+    <w:p>
+      <w:pPr/>
+      <w:r>
+        <w:t>Contexto presupuestal del proyecto (6 meses): caso real total $2.082.116 COP (subtotal $1.892.833 [hardware imputado $1.232.833 + otros $660.000, recursos humanos = $0] + imprevistos $189.283) y caso ideal total $52.287.584 COP (subtotal $47.534.167 [recursos humanos $42.930.000 + hardware $2.932.167 + otros $1.672.000] + imprevistos $4.753.417), con un ahorro real del 96,0 % ($50.205.468).</w:t>
       </w:r>
     </w:p>
     <w:sectPr>

--- a/public/anexos/06-RRHH/Informe_RRHH_Sistema_Inventario_CORREGIDO.docx
+++ b/public/anexos/06-RRHH/Informe_RRHH_Sistema_Inventario_CORREGIDO.docx
@@ -438,6 +438,11 @@
       </w:pPr>
       <w:r>
         <w:t>Evidencia en el SRS: ERNF1.3 'Registro de Producto Completable en Menos de 3 Minutos'.</w:t>
+      </w:r>
+    </w:p>
+    <w:p>
+      <w:r>
+        <w:t>Consolidación de roles para los escenarios de costos: los diez perfiles de esta sección se consolidan en el equipo de 7 roles del escenario ideal (sección 5.2) — el diseño de base de datos (rol 3) y la seguridad de la información (rol 7) quedan absorbidos por los perfiles de desarrollo (backend y frontend); el instructor (rol 9) y los usuarios finales (rol 10) participan sin costo (rol institucional y validación voluntaria, respectivamente).</w:t>
       </w:r>
     </w:p>
     <w:p>
@@ -526,6 +531,10 @@
         <w:gridCol w:w="1806"/>
       </w:tblGrid>
       <w:tr>
+        <w:trPr>
+          <w:cantSplit/>
+          <w:tblHeader/>
+        </w:trPr>
         <w:tblPrEx>
           <w:tblCellMar>
             <w:top w:w="0" w:type="dxa"/>
@@ -639,6 +648,9 @@
         </w:tc>
       </w:tr>
       <w:tr>
+        <w:trPr>
+          <w:cantSplit/>
+        </w:trPr>
         <w:tblPrEx>
           <w:tblCellMar>
             <w:top w:w="0" w:type="dxa"/>
@@ -742,6 +754,9 @@
         </w:tc>
       </w:tr>
       <w:tr>
+        <w:trPr>
+          <w:cantSplit/>
+        </w:trPr>
         <w:tblPrEx>
           <w:tblCellMar>
             <w:top w:w="0" w:type="dxa"/>
@@ -845,6 +860,9 @@
         </w:tc>
       </w:tr>
       <w:tr>
+        <w:trPr>
+          <w:cantSplit/>
+        </w:trPr>
         <w:tblPrEx>
           <w:tblCellMar>
             <w:top w:w="0" w:type="dxa"/>
@@ -949,6 +967,9 @@
         </w:tc>
       </w:tr>
       <w:tr>
+        <w:trPr>
+          <w:cantSplit/>
+        </w:trPr>
         <w:tblPrEx>
           <w:tblCellMar>
             <w:top w:w="0" w:type="dxa"/>
@@ -1052,6 +1073,9 @@
         </w:tc>
       </w:tr>
       <w:tr>
+        <w:trPr>
+          <w:cantSplit/>
+        </w:trPr>
         <w:tblPrEx>
           <w:tblCellMar>
             <w:top w:w="0" w:type="dxa"/>
@@ -1155,6 +1179,9 @@
         </w:tc>
       </w:tr>
       <w:tr>
+        <w:trPr>
+          <w:cantSplit/>
+        </w:trPr>
         <w:tblPrEx>
           <w:tblCellMar>
             <w:top w:w="0" w:type="dxa"/>
@@ -1336,6 +1363,10 @@
         <w:gridCol w:w="1806"/>
       </w:tblGrid>
       <w:tr>
+        <w:trPr>
+          <w:cantSplit/>
+          <w:tblHeader/>
+        </w:trPr>
         <w:tblPrEx>
           <w:tblCellMar>
             <w:top w:w="0" w:type="dxa"/>
@@ -1449,6 +1480,9 @@
         </w:tc>
       </w:tr>
       <w:tr>
+        <w:trPr>
+          <w:cantSplit/>
+        </w:trPr>
         <w:tblPrEx>
           <w:tblCellMar>
             <w:top w:w="0" w:type="dxa"/>
@@ -1552,6 +1586,9 @@
         </w:tc>
       </w:tr>
       <w:tr>
+        <w:trPr>
+          <w:cantSplit/>
+        </w:trPr>
         <w:tblPrEx>
           <w:tblCellMar>
             <w:top w:w="0" w:type="dxa"/>
@@ -1655,6 +1692,9 @@
         </w:tc>
       </w:tr>
       <w:tr>
+        <w:trPr>
+          <w:cantSplit/>
+        </w:trPr>
         <w:tblPrEx>
           <w:tblCellMar>
             <w:top w:w="0" w:type="dxa"/>
@@ -1758,6 +1798,9 @@
         </w:tc>
       </w:tr>
       <w:tr>
+        <w:trPr>
+          <w:cantSplit/>
+        </w:trPr>
         <w:tblPrEx>
           <w:tblCellMar>
             <w:top w:w="0" w:type="dxa"/>
@@ -1861,6 +1904,9 @@
         </w:tc>
       </w:tr>
       <w:tr>
+        <w:trPr>
+          <w:cantSplit/>
+        </w:trPr>
         <w:tblPrEx>
           <w:tblCellMar>
             <w:top w:w="0" w:type="dxa"/>
@@ -1964,6 +2010,9 @@
         </w:tc>
       </w:tr>
       <w:tr>
+        <w:trPr>
+          <w:cantSplit/>
+        </w:trPr>
         <w:tblPrEx>
           <w:tblCellMar>
             <w:top w:w="0" w:type="dxa"/>
@@ -2067,6 +2116,9 @@
         </w:tc>
       </w:tr>
       <w:tr>
+        <w:trPr>
+          <w:cantSplit/>
+        </w:trPr>
         <w:tblPrEx>
           <w:tblCellMar>
             <w:top w:w="0" w:type="dxa"/>
@@ -2170,6 +2222,9 @@
         </w:tc>
       </w:tr>
       <w:tr>
+        <w:trPr>
+          <w:cantSplit/>
+        </w:trPr>
         <w:tblPrEx>
           <w:tblCellMar>
             <w:top w:w="0" w:type="dxa"/>
